--- a/plans/7th Grade Technology/7th Grade Monthly Planning/2nd Trimester/7° Technology - August.docx
+++ b/plans/7th Grade Technology/7th Grade Monthly Planning/2nd Trimester/7° Technology - August.docx
@@ -647,6 +647,31 @@
             </w:r>
             <w:r>
               <w:rPr>
+                <w:sz w:val="24"/>
+                <w:szCs w:val="24"/>
+                <w:b/>
+                <w:bCs/>
+              </w:rPr>
+              <w:t>Class Objective:</w:t>
+            </w:r>
+            <w:r>
+              <w:rPr>
+                <w:sz w:val="24"/>
+                <w:szCs w:val="24"/>
+              </w:rPr>
+              <w:br/>
+              <w:t>Create a project plan with game goal, keys used, dance moves, variables, subroutines, success/failure feedback, and pair-programming responsibilities.</w:t>
+            </w:r>
+            <w:r>
+              <w:rPr>
+                <w:sz w:val="24"/>
+                <w:szCs w:val="24"/>
+              </w:rPr>
+              <w:br/>
+              <w:br/>
+            </w:r>
+            <w:r>
+              <w:rPr>
                 <w:b/>
                 <w:bCs/>
                 <w:sz w:val="24"/>
@@ -852,6 +877,31 @@
                 <w:sz w:val="24"/>
                 <w:szCs w:val="24"/>
               </w:rPr>
+              <w:br/>
+            </w:r>
+            <w:r>
+              <w:rPr>
+                <w:sz w:val="24"/>
+                <w:szCs w:val="24"/>
+                <w:b/>
+                <w:bCs/>
+              </w:rPr>
+              <w:t>Class Objective:</w:t>
+            </w:r>
+            <w:r>
+              <w:rPr>
+                <w:sz w:val="24"/>
+                <w:szCs w:val="24"/>
+              </w:rPr>
+              <w:br/>
+              <w:t>Create a prototype using the checklist for the dance game.</w:t>
+            </w:r>
+            <w:r>
+              <w:rPr>
+                <w:sz w:val="24"/>
+                <w:szCs w:val="24"/>
+              </w:rPr>
+              <w:br/>
               <w:br/>
             </w:r>
             <w:r>
@@ -1203,6 +1253,31 @@
             </w:r>
             <w:r>
               <w:rPr>
+                <w:sz w:val="24"/>
+                <w:szCs w:val="24"/>
+                <w:b/>
+                <w:bCs/>
+              </w:rPr>
+              <w:t>Class Objective:</w:t>
+            </w:r>
+            <w:r>
+              <w:rPr>
+                <w:sz w:val="24"/>
+                <w:szCs w:val="24"/>
+              </w:rPr>
+              <w:br/>
+              <w:t>Set up the Scratch dance game with variables, sprites or costumes, and the first dance move subroutine.</w:t>
+            </w:r>
+            <w:r>
+              <w:rPr>
+                <w:sz w:val="24"/>
+                <w:szCs w:val="24"/>
+              </w:rPr>
+              <w:br/>
+              <w:br/>
+            </w:r>
+            <w:r>
+              <w:rPr>
                 <w:b/>
                 <w:bCs/>
                 <w:sz w:val="24"/>
@@ -1383,6 +1458,31 @@
                 <w:sz w:val="24"/>
                 <w:szCs w:val="24"/>
               </w:rPr>
+              <w:br/>
+            </w:r>
+            <w:r>
+              <w:rPr>
+                <w:sz w:val="24"/>
+                <w:szCs w:val="24"/>
+                <w:b/>
+                <w:bCs/>
+              </w:rPr>
+              <w:t>Class Objective:</w:t>
+            </w:r>
+            <w:r>
+              <w:rPr>
+                <w:sz w:val="24"/>
+                <w:szCs w:val="24"/>
+              </w:rPr>
+              <w:br/>
+              <w:t>Build at least two dance move routines, add success/failure feedback, test user input timing, and debug one code issue.</w:t>
+            </w:r>
+            <w:r>
+              <w:rPr>
+                <w:sz w:val="24"/>
+                <w:szCs w:val="24"/>
+              </w:rPr>
+              <w:br/>
               <w:br/>
             </w:r>
             <w:r>
@@ -1690,6 +1790,31 @@
             </w:r>
             <w:r>
               <w:rPr>
+                <w:sz w:val="24"/>
+                <w:szCs w:val="24"/>
+                <w:b/>
+                <w:bCs/>
+              </w:rPr>
+              <w:t>Class Objective:</w:t>
+            </w:r>
+            <w:r>
+              <w:rPr>
+                <w:sz w:val="24"/>
+                <w:szCs w:val="24"/>
+              </w:rPr>
+              <w:br/>
+              <w:t>Improve the score, timer, and feedback subroutine.</w:t>
+            </w:r>
+            <w:r>
+              <w:rPr>
+                <w:sz w:val="24"/>
+                <w:szCs w:val="24"/>
+              </w:rPr>
+              <w:br/>
+              <w:br/>
+            </w:r>
+            <w:r>
+              <w:rPr>
                 <w:b/>
                 <w:bCs/>
                 <w:sz w:val="24"/>
@@ -1856,6 +1981,31 @@
                 <w:sz w:val="24"/>
                 <w:szCs w:val="24"/>
               </w:rPr>
+              <w:br/>
+            </w:r>
+            <w:r>
+              <w:rPr>
+                <w:sz w:val="24"/>
+                <w:szCs w:val="24"/>
+                <w:b/>
+                <w:bCs/>
+              </w:rPr>
+              <w:t>Class Objective:</w:t>
+            </w:r>
+            <w:r>
+              <w:rPr>
+                <w:sz w:val="24"/>
+                <w:szCs w:val="24"/>
+              </w:rPr>
+              <w:br/>
+              <w:t>Complete the required features, debug the game, prepare a 1.5-2 minute demonstration, and write a short real-world application explanation.</w:t>
+            </w:r>
+            <w:r>
+              <w:rPr>
+                <w:sz w:val="24"/>
+                <w:szCs w:val="24"/>
+              </w:rPr>
+              <w:br/>
               <w:br/>
             </w:r>
             <w:r>
@@ -2194,6 +2344,31 @@
             </w:r>
             <w:r>
               <w:rPr>
+                <w:sz w:val="24"/>
+                <w:szCs w:val="24"/>
+                <w:b/>
+                <w:bCs/>
+              </w:rPr>
+              <w:t>Class Objective:</w:t>
+            </w:r>
+            <w:r>
+              <w:rPr>
+                <w:sz w:val="24"/>
+                <w:szCs w:val="24"/>
+              </w:rPr>
+              <w:br/>
+              <w:t>Rehearse the game demonstration and code explanation using the rubric so the final presentation is ready for the long class.</w:t>
+            </w:r>
+            <w:r>
+              <w:rPr>
+                <w:sz w:val="24"/>
+                <w:szCs w:val="24"/>
+              </w:rPr>
+              <w:br/>
+              <w:br/>
+            </w:r>
+            <w:r>
+              <w:rPr>
                 <w:b/>
                 <w:bCs/>
                 <w:sz w:val="24"/>
@@ -2354,6 +2529,31 @@
                 <w:sz w:val="24"/>
                 <w:szCs w:val="24"/>
               </w:rPr>
+              <w:br/>
+            </w:r>
+            <w:r>
+              <w:rPr>
+                <w:sz w:val="24"/>
+                <w:szCs w:val="24"/>
+                <w:b/>
+                <w:bCs/>
+              </w:rPr>
+              <w:t>Class Objective:</w:t>
+            </w:r>
+            <w:r>
+              <w:rPr>
+                <w:sz w:val="24"/>
+                <w:szCs w:val="24"/>
+              </w:rPr>
+              <w:br/>
+              <w:t>Demonstrate the Scratch Dance Game, explain subroutines, input, conditionals, loops, variables, and one real-world application, then submit the reflection.</w:t>
+            </w:r>
+            <w:r>
+              <w:rPr>
+                <w:sz w:val="24"/>
+                <w:szCs w:val="24"/>
+              </w:rPr>
+              <w:br/>
               <w:br/>
             </w:r>
             <w:r>
@@ -9869,19 +10069,6 @@
       <w:szCs w:val="30"/>
     </w:rPr>
   </w:style>
-  <w:style w:type="table" w:customStyle="1" w:styleId="a">
-    <w:basedOn w:val="TableNormal4"/>
-    <w:tblPr>
-      <w:tblStyleRowBandSize w:val="1"/>
-      <w:tblStyleColBandSize w:val="1"/>
-      <w:tblCellMar>
-        <w:top w:w="100" w:type="dxa"/>
-        <w:left w:w="100" w:type="dxa"/>
-        <w:bottom w:w="100" w:type="dxa"/>
-        <w:right w:w="100" w:type="dxa"/>
-      </w:tblCellMar>
-    </w:tblPr>
-  </w:style>
   <w:style w:type="paragraph" w:styleId="ListParagraph">
     <w:name w:val="List Paragraph"/>
     <w:basedOn w:val="Normal"/>
@@ -10219,238 +10406,6 @@
       <w:szCs w:val="24"/>
     </w:rPr>
   </w:style>
-  <w:style w:type="table" w:customStyle="1" w:styleId="a0">
-    <w:basedOn w:val="TableNormal4"/>
-    <w:pPr>
-      <w:spacing w:line="240" w:lineRule="auto"/>
-    </w:pPr>
-    <w:tblPr>
-      <w:tblStyleRowBandSize w:val="1"/>
-      <w:tblStyleColBandSize w:val="1"/>
-      <w:tblCellMar>
-        <w:left w:w="108" w:type="dxa"/>
-        <w:right w:w="108" w:type="dxa"/>
-      </w:tblCellMar>
-    </w:tblPr>
-  </w:style>
-  <w:style w:type="table" w:customStyle="1" w:styleId="a1">
-    <w:basedOn w:val="TableNormal4"/>
-    <w:pPr>
-      <w:spacing w:line="240" w:lineRule="auto"/>
-    </w:pPr>
-    <w:tblPr>
-      <w:tblStyleRowBandSize w:val="1"/>
-      <w:tblStyleColBandSize w:val="1"/>
-      <w:tblCellMar>
-        <w:left w:w="108" w:type="dxa"/>
-        <w:right w:w="108" w:type="dxa"/>
-      </w:tblCellMar>
-    </w:tblPr>
-  </w:style>
-  <w:style w:type="table" w:customStyle="1" w:styleId="a2">
-    <w:basedOn w:val="TableNormal4"/>
-    <w:pPr>
-      <w:spacing w:line="240" w:lineRule="auto"/>
-    </w:pPr>
-    <w:tblPr>
-      <w:tblStyleRowBandSize w:val="1"/>
-      <w:tblStyleColBandSize w:val="1"/>
-      <w:tblCellMar>
-        <w:left w:w="108" w:type="dxa"/>
-        <w:right w:w="108" w:type="dxa"/>
-      </w:tblCellMar>
-    </w:tblPr>
-  </w:style>
-  <w:style w:type="table" w:customStyle="1" w:styleId="a3">
-    <w:basedOn w:val="TableNormal4"/>
-    <w:pPr>
-      <w:spacing w:line="240" w:lineRule="auto"/>
-    </w:pPr>
-    <w:tblPr>
-      <w:tblStyleRowBandSize w:val="1"/>
-      <w:tblStyleColBandSize w:val="1"/>
-      <w:tblCellMar>
-        <w:left w:w="108" w:type="dxa"/>
-        <w:right w:w="108" w:type="dxa"/>
-      </w:tblCellMar>
-    </w:tblPr>
-  </w:style>
-  <w:style w:type="table" w:customStyle="1" w:styleId="a4">
-    <w:basedOn w:val="TableNormal4"/>
-    <w:pPr>
-      <w:spacing w:line="240" w:lineRule="auto"/>
-    </w:pPr>
-    <w:tblPr>
-      <w:tblStyleRowBandSize w:val="1"/>
-      <w:tblStyleColBandSize w:val="1"/>
-      <w:tblCellMar>
-        <w:left w:w="108" w:type="dxa"/>
-        <w:right w:w="108" w:type="dxa"/>
-      </w:tblCellMar>
-    </w:tblPr>
-  </w:style>
-  <w:style w:type="table" w:customStyle="1" w:styleId="a5">
-    <w:basedOn w:val="TableNormal4"/>
-    <w:pPr>
-      <w:spacing w:line="240" w:lineRule="auto"/>
-    </w:pPr>
-    <w:tblPr>
-      <w:tblStyleRowBandSize w:val="1"/>
-      <w:tblStyleColBandSize w:val="1"/>
-      <w:tblCellMar>
-        <w:left w:w="108" w:type="dxa"/>
-        <w:right w:w="108" w:type="dxa"/>
-      </w:tblCellMar>
-    </w:tblPr>
-  </w:style>
-  <w:style w:type="table" w:customStyle="1" w:styleId="a6">
-    <w:basedOn w:val="TableNormal4"/>
-    <w:pPr>
-      <w:spacing w:line="240" w:lineRule="auto"/>
-    </w:pPr>
-    <w:tblPr>
-      <w:tblStyleRowBandSize w:val="1"/>
-      <w:tblStyleColBandSize w:val="1"/>
-      <w:tblCellMar>
-        <w:left w:w="108" w:type="dxa"/>
-        <w:right w:w="108" w:type="dxa"/>
-      </w:tblCellMar>
-    </w:tblPr>
-  </w:style>
-  <w:style w:type="table" w:customStyle="1" w:styleId="a7">
-    <w:basedOn w:val="TableNormal4"/>
-    <w:pPr>
-      <w:spacing w:line="240" w:lineRule="auto"/>
-    </w:pPr>
-    <w:tblPr>
-      <w:tblStyleRowBandSize w:val="1"/>
-      <w:tblStyleColBandSize w:val="1"/>
-      <w:tblCellMar>
-        <w:left w:w="108" w:type="dxa"/>
-        <w:right w:w="108" w:type="dxa"/>
-      </w:tblCellMar>
-    </w:tblPr>
-  </w:style>
-  <w:style w:type="table" w:customStyle="1" w:styleId="a8">
-    <w:basedOn w:val="TableNormal4"/>
-    <w:pPr>
-      <w:spacing w:line="240" w:lineRule="auto"/>
-    </w:pPr>
-    <w:tblPr>
-      <w:tblStyleRowBandSize w:val="1"/>
-      <w:tblStyleColBandSize w:val="1"/>
-      <w:tblCellMar>
-        <w:left w:w="108" w:type="dxa"/>
-        <w:right w:w="108" w:type="dxa"/>
-      </w:tblCellMar>
-    </w:tblPr>
-  </w:style>
-  <w:style w:type="table" w:customStyle="1" w:styleId="a9">
-    <w:basedOn w:val="TableNormal4"/>
-    <w:pPr>
-      <w:spacing w:line="240" w:lineRule="auto"/>
-    </w:pPr>
-    <w:tblPr>
-      <w:tblStyleRowBandSize w:val="1"/>
-      <w:tblStyleColBandSize w:val="1"/>
-      <w:tblCellMar>
-        <w:left w:w="108" w:type="dxa"/>
-        <w:right w:w="108" w:type="dxa"/>
-      </w:tblCellMar>
-    </w:tblPr>
-  </w:style>
-  <w:style w:type="table" w:customStyle="1" w:styleId="aa">
-    <w:basedOn w:val="TableNormal4"/>
-    <w:pPr>
-      <w:spacing w:line="240" w:lineRule="auto"/>
-    </w:pPr>
-    <w:tblPr>
-      <w:tblStyleRowBandSize w:val="1"/>
-      <w:tblStyleColBandSize w:val="1"/>
-      <w:tblCellMar>
-        <w:left w:w="108" w:type="dxa"/>
-        <w:right w:w="108" w:type="dxa"/>
-      </w:tblCellMar>
-    </w:tblPr>
-  </w:style>
-  <w:style w:type="table" w:customStyle="1" w:styleId="ab">
-    <w:basedOn w:val="TableNormal4"/>
-    <w:pPr>
-      <w:spacing w:line="240" w:lineRule="auto"/>
-    </w:pPr>
-    <w:tblPr>
-      <w:tblStyleRowBandSize w:val="1"/>
-      <w:tblStyleColBandSize w:val="1"/>
-      <w:tblCellMar>
-        <w:left w:w="108" w:type="dxa"/>
-        <w:right w:w="108" w:type="dxa"/>
-      </w:tblCellMar>
-    </w:tblPr>
-  </w:style>
-  <w:style w:type="table" w:customStyle="1" w:styleId="ac">
-    <w:basedOn w:val="TableNormal1"/>
-    <w:pPr>
-      <w:spacing w:line="240" w:lineRule="auto"/>
-    </w:pPr>
-    <w:tblPr>
-      <w:tblStyleRowBandSize w:val="1"/>
-      <w:tblStyleColBandSize w:val="1"/>
-      <w:tblCellMar>
-        <w:top w:w="100" w:type="dxa"/>
-        <w:left w:w="108" w:type="dxa"/>
-        <w:bottom w:w="100" w:type="dxa"/>
-        <w:right w:w="108" w:type="dxa"/>
-      </w:tblCellMar>
-    </w:tblPr>
-  </w:style>
-  <w:style w:type="table" w:customStyle="1" w:styleId="ad">
-    <w:basedOn w:val="TableNormal1"/>
-    <w:pPr>
-      <w:spacing w:line="240" w:lineRule="auto"/>
-    </w:pPr>
-    <w:tblPr>
-      <w:tblStyleRowBandSize w:val="1"/>
-      <w:tblStyleColBandSize w:val="1"/>
-      <w:tblCellMar>
-        <w:top w:w="100" w:type="dxa"/>
-        <w:left w:w="108" w:type="dxa"/>
-        <w:bottom w:w="100" w:type="dxa"/>
-        <w:right w:w="108" w:type="dxa"/>
-      </w:tblCellMar>
-    </w:tblPr>
-  </w:style>
-  <w:style w:type="table" w:customStyle="1" w:styleId="ae">
-    <w:basedOn w:val="TableNormal1"/>
-    <w:pPr>
-      <w:spacing w:line="240" w:lineRule="auto"/>
-    </w:pPr>
-    <w:tblPr>
-      <w:tblStyleRowBandSize w:val="1"/>
-      <w:tblStyleColBandSize w:val="1"/>
-      <w:tblCellMar>
-        <w:top w:w="100" w:type="dxa"/>
-        <w:left w:w="108" w:type="dxa"/>
-        <w:bottom w:w="100" w:type="dxa"/>
-        <w:right w:w="108" w:type="dxa"/>
-      </w:tblCellMar>
-    </w:tblPr>
-  </w:style>
-  <w:style w:type="table" w:customStyle="1" w:styleId="af">
-    <w:basedOn w:val="TableNormal1"/>
-    <w:pPr>
-      <w:spacing w:line="240" w:lineRule="auto"/>
-    </w:pPr>
-    <w:tblPr>
-      <w:tblStyleRowBandSize w:val="1"/>
-      <w:tblStyleColBandSize w:val="1"/>
-      <w:tblCellMar>
-        <w:top w:w="100" w:type="dxa"/>
-        <w:left w:w="108" w:type="dxa"/>
-        <w:bottom w:w="100" w:type="dxa"/>
-        <w:right w:w="108" w:type="dxa"/>
-      </w:tblCellMar>
-    </w:tblPr>
-  </w:style>
   <w:style w:type="character" w:styleId="Strong">
     <w:name w:val="Strong"/>
     <w:basedOn w:val="DefaultParagraphFont"/>
@@ -10461,19 +10416,6 @@
       <w:b/>
       <w:bCs/>
     </w:rPr>
-  </w:style>
-  <w:style w:type="table" w:customStyle="1" w:styleId="af0">
-    <w:basedOn w:val="TableNormal"/>
-    <w:tblPr>
-      <w:tblStyleRowBandSize w:val="1"/>
-      <w:tblStyleColBandSize w:val="1"/>
-      <w:tblCellMar>
-        <w:top w:w="15" w:type="dxa"/>
-        <w:left w:w="15" w:type="dxa"/>
-        <w:bottom w:w="15" w:type="dxa"/>
-        <w:right w:w="15" w:type="dxa"/>
-      </w:tblCellMar>
-    </w:tblPr>
   </w:style>
   <w:style w:type="character" w:styleId="Hyperlink">
     <w:name w:val="Hyperlink"/>

--- a/plans/7th Grade Technology/7th Grade Monthly Planning/2nd Trimester/7° Technology - August.docx
+++ b/plans/7th Grade Technology/7th Grade Monthly Planning/2nd Trimester/7° Technology - August.docx
@@ -337,51 +337,24 @@
           </w:tcPr>
           <w:p>
             <w:pPr>
-              <w:spacing w:line="480" w:lineRule="auto"/>
-              <w:rPr>
-                <w:sz w:val="24"/>
-                <w:szCs w:val="24"/>
-              </w:rPr>
+              <w:spacing w:before="0" w:after="0" w:line="240" w:lineRule="auto"/>
             </w:pPr>
-            <w:r>
-              <w:rPr>
+            <w:r/>
+            <w:r>
+              <w:rPr>
+                <w:rFonts w:ascii="Arial" w:hAnsi="Arial" w:eastAsia="Arial" w:cs="Arial"/>
                 <w:b/>
-                <w:bCs/>
-                <w:sz w:val="24"/>
-                <w:szCs w:val="24"/>
-              </w:rPr>
-              <w:t>Competences</w:t>
-            </w:r>
-            <w:r>
-              <w:rPr>
-                <w:sz w:val="24"/>
-                <w:szCs w:val="24"/>
-              </w:rPr>
-              <w:t>:</w:t>
-            </w:r>
-            <w:r>
-              <w:rPr>
-                <w:sz w:val="24"/>
-                <w:szCs w:val="24"/>
-              </w:rPr>
-              <w:br/>
-              <w:t>Design an interactive Scratch dance game with organized code, inputs, feedback, and changing values.</w:t>
-            </w:r>
-            <w:r>
-              <w:rPr>
-                <w:sz w:val="24"/>
-                <w:szCs w:val="24"/>
-              </w:rPr>
-              <w:br/>
-              <w:t>Use subroutines, variables, loops, conditionals, score, timer, costumes, and sounds in a controlled project.</w:t>
-            </w:r>
-            <w:r>
-              <w:rPr>
-                <w:sz w:val="24"/>
-                <w:szCs w:val="24"/>
-              </w:rPr>
-              <w:br/>
-              <w:t>Test, improve, and present a Scratch game using project evidence and a clear code explanation.</w:t>
+                <w:sz w:val="24"/>
+              </w:rPr>
+              <w:t xml:space="preserve">Competences: </w:t>
+            </w:r>
+            <w:r>
+              <w:rPr>
+                <w:rFonts w:ascii="Arial" w:hAnsi="Arial" w:eastAsia="Arial" w:cs="Arial"/>
+                <w:b w:val="0"/>
+                <w:sz w:val="24"/>
+              </w:rPr>
+              <w:t>Design an interactive Scratch rhythm game with organized code, four key lanes, moving targets, input, feedback, and changing values. Use events, broadcasts, variables, loops, conditionals, collision sensing, score, timer, tempo, costumes, and sounds in a controlled project. Test, improve, and present a Scratch game using project evidence and a clear code explanation.</w:t>
             </w:r>
           </w:p>
         </w:tc>
@@ -394,53 +367,24 @@
           </w:tcPr>
           <w:p>
             <w:pPr>
-              <w:spacing w:line="480" w:lineRule="auto"/>
-              <w:rPr>
-                <w:sz w:val="24"/>
-                <w:szCs w:val="24"/>
-              </w:rPr>
+              <w:spacing w:before="0" w:after="0" w:line="240" w:lineRule="auto"/>
             </w:pPr>
-          </w:p>
-          <w:p>
-            <w:pPr>
-              <w:spacing w:line="480" w:lineRule="auto"/>
-              <w:rPr>
-                <w:sz w:val="24"/>
-                <w:szCs w:val="24"/>
-              </w:rPr>
-            </w:pPr>
-            <w:r>
-              <w:rPr>
+            <w:r/>
+            <w:r>
+              <w:rPr>
+                <w:rFonts w:ascii="Arial" w:hAnsi="Arial" w:eastAsia="Arial" w:cs="Arial"/>
                 <w:b/>
-                <w:bCs/>
-                <w:sz w:val="24"/>
-                <w:szCs w:val="24"/>
-              </w:rPr>
-              <w:t>Learning Objectives:</w:t>
-            </w:r>
-            <w:r>
-              <w:rPr>
-                <w:sz w:val="24"/>
-                <w:szCs w:val="24"/>
-              </w:rPr>
-              <w:br/>
-              <w:t>Review second-trimester programming concepts and identify the skills needed for the dance game project.</w:t>
-            </w:r>
-            <w:r>
-              <w:rPr>
-                <w:sz w:val="24"/>
-                <w:szCs w:val="24"/>
-              </w:rPr>
-              <w:br/>
-              <w:t>Plan and build a Scratch game prototype with inputs, rules, score or timer, and feedback.</w:t>
-            </w:r>
-            <w:r>
-              <w:rPr>
-                <w:sz w:val="24"/>
-                <w:szCs w:val="24"/>
-              </w:rPr>
-              <w:br/>
-              <w:t>Demonstrate the final game and explain the code logic, real-world application, and one improvement.</w:t>
+                <w:sz w:val="24"/>
+              </w:rPr>
+              <w:t xml:space="preserve">Learning Objectives: </w:t>
+            </w:r>
+            <w:r>
+              <w:rPr>
+                <w:rFonts w:ascii="Arial" w:hAnsi="Arial" w:eastAsia="Arial" w:cs="Arial"/>
+                <w:b w:val="0"/>
+                <w:sz w:val="24"/>
+              </w:rPr>
+              <w:t>Convert the reference-game analysis into a feasible plan for an original D/F/J/K rhythm game. Build a playable Scratch prototype with four lanes, moving targets, hit/miss rules, score, time, tempo, and feedback. Demonstrate the final game and explain the target generator, input/collision logic, variables, testing evidence, and one improvement.</w:t>
             </w:r>
           </w:p>
         </w:tc>
@@ -453,53 +397,24 @@
           </w:tcPr>
           <w:p>
             <w:pPr>
-              <w:spacing w:line="480" w:lineRule="auto"/>
-              <w:rPr>
-                <w:sz w:val="24"/>
-                <w:szCs w:val="24"/>
-              </w:rPr>
+              <w:spacing w:before="0" w:after="0" w:line="240" w:lineRule="auto"/>
             </w:pPr>
-          </w:p>
-          <w:p>
-            <w:pPr>
-              <w:spacing w:line="480" w:lineRule="auto"/>
-              <w:rPr>
-                <w:sz w:val="24"/>
-                <w:szCs w:val="24"/>
-              </w:rPr>
-            </w:pPr>
-            <w:r>
-              <w:rPr>
+            <w:r/>
+            <w:r>
+              <w:rPr>
+                <w:rFonts w:ascii="Arial" w:hAnsi="Arial" w:eastAsia="Arial" w:cs="Arial"/>
                 <w:b/>
-                <w:bCs/>
-                <w:sz w:val="24"/>
-                <w:szCs w:val="24"/>
-              </w:rPr>
-              <w:t>Learning Outcomes:</w:t>
-            </w:r>
-            <w:r>
-              <w:rPr>
-                <w:sz w:val="24"/>
-                <w:szCs w:val="24"/>
-              </w:rPr>
-              <w:br/>
-              <w:t>Complete programming review, make-up support, and project readiness evidence.</w:t>
-            </w:r>
-            <w:r>
-              <w:rPr>
-                <w:sz w:val="24"/>
-                <w:szCs w:val="24"/>
-              </w:rPr>
-              <w:br/>
-              <w:t>Submit a Scratch Dance Game plan, prototype, testing checklist, and improvement notes.</w:t>
-            </w:r>
-            <w:r>
-              <w:rPr>
-                <w:sz w:val="24"/>
-                <w:szCs w:val="24"/>
-              </w:rPr>
-              <w:br/>
-              <w:t>Demonstrate the final Scratch Dance Game and complete the project presentation/reflection.</w:t>
+                <w:sz w:val="24"/>
+              </w:rPr>
+              <w:t xml:space="preserve">Learning Outcomes: </w:t>
+            </w:r>
+            <w:r>
+              <w:rPr>
+                <w:rFonts w:ascii="Arial" w:hAnsi="Arial" w:eastAsia="Arial" w:cs="Arial"/>
+                <w:b w:val="0"/>
+                <w:sz w:val="24"/>
+              </w:rPr>
+              <w:t>Submit a rhythm-game plan, code map, playable prototype, testing checklist, and improvement notes. Complete the four required D/F/J/K lanes and connect each lane to moving targets and hit/miss feedback. Demonstrate the final osu!-style Scratch Rhythm Game and complete the exam presentation/reflection.</w:t>
             </w:r>
           </w:p>
         </w:tc>
@@ -595,225 +510,108 @@
           </w:tcPr>
           <w:p>
             <w:pPr>
-              <w:spacing w:line="360" w:lineRule="auto"/>
-              <w:rPr>
-                <w:sz w:val="24"/>
-                <w:szCs w:val="24"/>
-              </w:rPr>
+              <w:spacing w:before="0" w:after="0" w:line="240" w:lineRule="auto"/>
             </w:pPr>
-            <w:r>
-              <w:rPr>
+            <w:r/>
+            <w:r>
+              <w:rPr>
+                <w:rFonts w:ascii="Arial" w:hAnsi="Arial" w:eastAsia="Arial" w:cs="Arial"/>
                 <w:b/>
-                <w:bCs/>
-                <w:sz w:val="24"/>
-                <w:szCs w:val="24"/>
-              </w:rPr>
-              <w:t>Topic</w:t>
-            </w:r>
-            <w:r>
-              <w:rPr>
-                <w:sz w:val="24"/>
-                <w:szCs w:val="24"/>
-              </w:rPr>
-              <w:t>:</w:t>
-            </w:r>
-            <w:r>
-              <w:rPr>
-                <w:sz w:val="24"/>
-                <w:szCs w:val="24"/>
-              </w:rPr>
-              <w:t xml:space="preserve"> </w:t>
-            </w:r>
-            <w:r>
-              <w:rPr>
-                <w:sz w:val="24"/>
-                <w:szCs w:val="24"/>
-              </w:rPr>
-              <w:t>Project rubric and planning</w:t>
-            </w:r>
-            <w:r>
-              <w:rPr>
-                <w:sz w:val="24"/>
-                <w:szCs w:val="24"/>
-              </w:rPr>
-              <w:br/>
-            </w:r>
-            <w:r>
-              <w:rPr>
-                <w:sz w:val="24"/>
-                <w:szCs w:val="24"/>
-              </w:rPr>
-              <w:br/>
-            </w:r>
-            <w:r>
-              <w:rPr>
-                <w:sz w:val="24"/>
-                <w:szCs w:val="24"/>
-                <w:b/>
-                <w:bCs/>
-              </w:rPr>
-              <w:t>Class Objective:</w:t>
-            </w:r>
-            <w:r>
-              <w:rPr>
-                <w:sz w:val="24"/>
-                <w:szCs w:val="24"/>
-              </w:rPr>
-              <w:br/>
-              <w:t>Create a project plan with game goal, keys used, dance moves, variables, subroutines, success/failure feedback, and pair-programming responsibilities.</w:t>
-            </w:r>
-            <w:r>
-              <w:rPr>
-                <w:sz w:val="24"/>
-                <w:szCs w:val="24"/>
-              </w:rPr>
-              <w:br/>
-              <w:br/>
-            </w:r>
-            <w:r>
-              <w:rPr>
-                <w:b/>
-                <w:bCs/>
-                <w:sz w:val="24"/>
-                <w:szCs w:val="24"/>
-              </w:rPr>
-              <w:t>Pre-activities</w:t>
-            </w:r>
-            <w:r>
-              <w:rPr>
-                <w:sz w:val="24"/>
-                <w:szCs w:val="24"/>
-              </w:rPr>
-              <w:br/>
-              <w:t>Review Week 9 practice vocabulary (part 1).</w:t>
-            </w:r>
-            <w:r>
-              <w:rPr>
-                <w:sz w:val="24"/>
-                <w:szCs w:val="24"/>
-              </w:rPr>
-              <w:br/>
-              <w:t>prototype: An early version used for testing</w:t>
-            </w:r>
-            <w:r>
-              <w:rPr>
-                <w:sz w:val="24"/>
-                <w:szCs w:val="24"/>
-              </w:rPr>
-              <w:br/>
-              <w:t>rubric: A guide that explains how work will be graded</w:t>
-            </w:r>
-            <w:r>
-              <w:rPr>
-                <w:sz w:val="24"/>
-                <w:szCs w:val="24"/>
-              </w:rPr>
-              <w:br/>
-              <w:t>goal: What you are trying to achieve</w:t>
+                <w:sz w:val="24"/>
+              </w:rPr>
+              <w:t xml:space="preserve">Topic: </w:t>
+            </w:r>
+            <w:r>
+              <w:rPr>
+                <w:rFonts w:ascii="Arial" w:hAnsi="Arial" w:eastAsia="Arial" w:cs="Arial"/>
+                <w:b w:val="0"/>
+                <w:sz w:val="24"/>
+              </w:rPr>
+              <w:t>Rhythm-game rubric and code map</w:t>
             </w:r>
           </w:p>
           <w:p>
             <w:pPr>
-              <w:spacing w:line="360" w:lineRule="auto"/>
-              <w:rPr>
-                <w:sz w:val="24"/>
-                <w:szCs w:val="24"/>
-              </w:rPr>
+              <w:spacing w:before="0" w:after="0" w:line="240" w:lineRule="auto"/>
             </w:pPr>
             <w:r>
               <w:rPr>
-                <w:sz w:val="24"/>
-                <w:szCs w:val="24"/>
-              </w:rPr>
-              <w:br/>
-              <w:t>Read the Scratch Dance Game rubric. Highlight criteria for real-world application, code organization, functionality, programming concepts, presentation, punctuality, and responsibility.</w:t>
-            </w:r>
-            <w:r>
-              <w:rPr>
-                <w:sz w:val="24"/>
-                <w:szCs w:val="24"/>
-              </w:rPr>
-              <w:br/>
-            </w:r>
-            <w:r>
-              <w:rPr>
-                <w:sz w:val="24"/>
-                <w:szCs w:val="24"/>
-              </w:rPr>
-              <w:br/>
-            </w:r>
-            <w:r>
-              <w:rPr>
+                <w:rFonts w:ascii="Arial" w:hAnsi="Arial" w:eastAsia="Arial" w:cs="Arial"/>
                 <w:b/>
-                <w:bCs/>
-                <w:sz w:val="24"/>
-                <w:szCs w:val="24"/>
-              </w:rPr>
-              <w:t>While activities</w:t>
-            </w:r>
-            <w:r>
-              <w:rPr>
-                <w:sz w:val="24"/>
-                <w:szCs w:val="24"/>
-              </w:rPr>
-              <w:br/>
-              <w:t xml:space="preserve">Create a project plan with game goal, keys used, dance moves, variables, subroutines, success/failure feedback, and pair-programming responsibilities. </w:t>
+                <w:sz w:val="24"/>
+              </w:rPr>
+              <w:t xml:space="preserve">Class Objective: </w:t>
+            </w:r>
+            <w:r>
+              <w:rPr>
+                <w:rFonts w:ascii="Arial" w:hAnsi="Arial" w:eastAsia="Arial" w:cs="Arial"/>
+                <w:b w:val="0"/>
+                <w:sz w:val="24"/>
+              </w:rPr>
+              <w:t>Identify the required exam features and create a code map showing how the main scripts communicate.</w:t>
             </w:r>
           </w:p>
           <w:p>
             <w:pPr>
-              <w:spacing w:line="360" w:lineRule="auto"/>
-              <w:rPr>
-                <w:sz w:val="24"/>
-                <w:szCs w:val="24"/>
-              </w:rPr>
+              <w:spacing w:before="0" w:after="0" w:line="240" w:lineRule="auto"/>
             </w:pPr>
+            <w:r>
+              <w:rPr>
+                <w:rFonts w:ascii="Arial" w:hAnsi="Arial" w:eastAsia="Arial" w:cs="Arial"/>
+                <w:b/>
+                <w:sz w:val="24"/>
+              </w:rPr>
+              <w:t xml:space="preserve">Pre-activities: </w:t>
+            </w:r>
+            <w:r>
+              <w:rPr>
+                <w:rFonts w:ascii="Arial" w:hAnsi="Arial" w:eastAsia="Arial" w:cs="Arial"/>
+                <w:b w:val="0"/>
+                <w:sz w:val="24"/>
+              </w:rPr>
+              <w:t>Review Week 9 practice vocabulary (part 1). prototype: An early version used for testing rubric: A guide that explains how work will be graded lane: One path used by a target and its matching key Read the Scratch Rhythm Game rubric and inspect the reference screenshots.</w:t>
+            </w:r>
           </w:p>
           <w:p>
             <w:pPr>
-              <w:spacing w:line="360" w:lineRule="auto"/>
-              <w:rPr>
-                <w:sz w:val="24"/>
-                <w:szCs w:val="24"/>
-              </w:rPr>
+              <w:spacing w:before="0" w:after="0" w:line="240" w:lineRule="auto"/>
             </w:pPr>
             <w:r>
               <w:rPr>
-                <w:sz w:val="24"/>
-                <w:szCs w:val="24"/>
-              </w:rPr>
-              <w:t>Complete any final make-up task for regular trimester grades if needed.</w:t>
-            </w:r>
-            <w:r>
-              <w:rPr>
-                <w:sz w:val="24"/>
-                <w:szCs w:val="24"/>
-              </w:rPr>
-              <w:br/>
-            </w:r>
-            <w:r>
-              <w:rPr>
-                <w:sz w:val="24"/>
-                <w:szCs w:val="24"/>
-              </w:rPr>
-              <w:br/>
-            </w:r>
-            <w:r>
-              <w:rPr>
+                <w:rFonts w:ascii="Arial" w:hAnsi="Arial" w:eastAsia="Arial" w:cs="Arial"/>
                 <w:b/>
-                <w:bCs/>
-                <w:sz w:val="24"/>
-                <w:szCs w:val="24"/>
-              </w:rPr>
-              <w:t>Post activities</w:t>
-            </w:r>
-            <w:r>
-              <w:rPr>
-                <w:sz w:val="24"/>
-                <w:szCs w:val="24"/>
-              </w:rPr>
-              <w:br/>
-              <w:t>Submit the project plan. Identify the first dance move to build.</w:t>
+                <w:sz w:val="24"/>
+              </w:rPr>
+              <w:t xml:space="preserve">While activities: </w:t>
+            </w:r>
+            <w:r>
+              <w:rPr>
+                <w:rFonts w:ascii="Arial" w:hAnsi="Arial" w:eastAsia="Arial" w:cs="Arial"/>
+                <w:b w:val="0"/>
+                <w:sz w:val="24"/>
+              </w:rPr>
+              <w:t>Create a code map with the game loop, four D/F/J/K lanes, target generator, key/collision checks, hit and miss broadcasts, score, time, tempo, music, and end condition. The teacher confirms the common game format and required features.</w:t>
+            </w:r>
+          </w:p>
+          <w:p>
+            <w:pPr>
+              <w:spacing w:before="0" w:after="0" w:line="240" w:lineRule="auto"/>
+            </w:pPr>
+            <w:r>
+              <w:rPr>
+                <w:rFonts w:ascii="Arial" w:hAnsi="Arial" w:eastAsia="Arial" w:cs="Arial"/>
+                <w:b/>
+                <w:sz w:val="24"/>
+              </w:rPr>
+              <w:t xml:space="preserve">Post-activities: </w:t>
+            </w:r>
+            <w:r>
+              <w:rPr>
+                <w:rFonts w:ascii="Arial" w:hAnsi="Arial" w:eastAsia="Arial" w:cs="Arial"/>
+                <w:b w:val="0"/>
+                <w:sz w:val="24"/>
+              </w:rPr>
+              <w:t>Submit the code map and identify the first working lane to build.</w:t>
             </w:r>
           </w:p>
         </w:tc>
@@ -829,222 +627,108 @@
           </w:tcPr>
           <w:p>
             <w:pPr>
-              <w:spacing w:line="360" w:lineRule="auto"/>
-              <w:rPr>
-                <w:sz w:val="24"/>
-                <w:szCs w:val="24"/>
-              </w:rPr>
+              <w:spacing w:before="0" w:after="0" w:line="240" w:lineRule="auto"/>
             </w:pPr>
-            <w:r>
-              <w:rPr>
+            <w:r/>
+            <w:r>
+              <w:rPr>
+                <w:rFonts w:ascii="Arial" w:hAnsi="Arial" w:eastAsia="Arial" w:cs="Arial"/>
                 <w:b/>
-                <w:bCs/>
-                <w:sz w:val="24"/>
-                <w:szCs w:val="24"/>
-              </w:rPr>
-              <w:t>Topic</w:t>
-            </w:r>
-            <w:r>
-              <w:rPr>
-                <w:sz w:val="24"/>
-                <w:szCs w:val="24"/>
-              </w:rPr>
-              <w:t>:</w:t>
-            </w:r>
-            <w:r>
-              <w:rPr>
-                <w:sz w:val="24"/>
-                <w:szCs w:val="24"/>
-              </w:rPr>
-              <w:t xml:space="preserve"> </w:t>
-            </w:r>
-            <w:r>
-              <w:rPr>
-                <w:sz w:val="24"/>
-                <w:szCs w:val="24"/>
-              </w:rPr>
-              <w:t>Prototype and testing checklist</w:t>
-            </w:r>
-            <w:r>
-              <w:rPr>
-                <w:sz w:val="24"/>
-                <w:szCs w:val="24"/>
-              </w:rPr>
-              <w:br/>
-            </w:r>
-            <w:r>
-              <w:rPr>
-                <w:sz w:val="24"/>
-                <w:szCs w:val="24"/>
-              </w:rPr>
-              <w:br/>
-            </w:r>
-            <w:r>
-              <w:rPr>
-                <w:sz w:val="24"/>
-                <w:szCs w:val="24"/>
-                <w:b/>
-                <w:bCs/>
-              </w:rPr>
-              <w:t>Class Objective:</w:t>
-            </w:r>
-            <w:r>
-              <w:rPr>
-                <w:sz w:val="24"/>
-                <w:szCs w:val="24"/>
-              </w:rPr>
-              <w:br/>
-              <w:t>Create a prototype using the checklist for the dance game.</w:t>
-            </w:r>
-            <w:r>
-              <w:rPr>
-                <w:sz w:val="24"/>
-                <w:szCs w:val="24"/>
-              </w:rPr>
-              <w:br/>
-              <w:br/>
-            </w:r>
-            <w:r>
-              <w:rPr>
-                <w:b/>
-                <w:bCs/>
-                <w:sz w:val="24"/>
-                <w:szCs w:val="24"/>
-              </w:rPr>
-              <w:t>Pre-activities</w:t>
-            </w:r>
-            <w:r>
-              <w:rPr>
-                <w:sz w:val="24"/>
-                <w:szCs w:val="24"/>
-              </w:rPr>
-              <w:br/>
-              <w:t>Review Week 9 practice vocabulary (part 2).</w:t>
-            </w:r>
-            <w:r>
-              <w:rPr>
-                <w:sz w:val="24"/>
-                <w:szCs w:val="24"/>
-              </w:rPr>
-              <w:br/>
-              <w:t>subroutine: A smaller named part of a program that can be reused</w:t>
-            </w:r>
-            <w:r>
-              <w:rPr>
-                <w:sz w:val="24"/>
-                <w:szCs w:val="24"/>
-              </w:rPr>
-              <w:br/>
-              <w:t>timer: A tool or variable that tracks time</w:t>
-            </w:r>
-            <w:r>
-              <w:rPr>
-                <w:sz w:val="24"/>
-                <w:szCs w:val="24"/>
-              </w:rPr>
-              <w:br/>
-              <w:t>score: A number that tracks points or progress</w:t>
-            </w:r>
-            <w:r>
-              <w:rPr>
-                <w:sz w:val="24"/>
-                <w:szCs w:val="24"/>
-              </w:rPr>
-              <w:br/>
-            </w:r>
-            <w:r>
-              <w:rPr>
-                <w:sz w:val="24"/>
-                <w:szCs w:val="24"/>
-              </w:rPr>
-              <w:br/>
-            </w:r>
-            <w:r>
-              <w:rPr>
-                <w:b/>
-                <w:bCs/>
-                <w:sz w:val="24"/>
-                <w:szCs w:val="24"/>
-              </w:rPr>
-              <w:t>While activities</w:t>
-            </w:r>
-            <w:r>
-              <w:rPr>
-                <w:sz w:val="24"/>
-                <w:szCs w:val="24"/>
-              </w:rPr>
-              <w:br/>
-              <w:t xml:space="preserve">Create a prototype </w:t>
-            </w:r>
-            <w:r>
-              <w:rPr>
-                <w:sz w:val="24"/>
-                <w:szCs w:val="24"/>
-              </w:rPr>
-              <w:t xml:space="preserve">using the </w:t>
-            </w:r>
-            <w:r>
-              <w:rPr>
-                <w:sz w:val="24"/>
-                <w:szCs w:val="24"/>
-              </w:rPr>
-              <w:t xml:space="preserve">checklist for the dance game. </w:t>
+                <w:sz w:val="24"/>
+              </w:rPr>
+              <w:t xml:space="preserve">Topic: </w:t>
+            </w:r>
+            <w:r>
+              <w:rPr>
+                <w:rFonts w:ascii="Arial" w:hAnsi="Arial" w:eastAsia="Arial" w:cs="Arial"/>
+                <w:b w:val="0"/>
+                <w:sz w:val="24"/>
+              </w:rPr>
+              <w:t>Four-lane prototype plan</w:t>
             </w:r>
           </w:p>
           <w:p>
             <w:pPr>
-              <w:spacing w:line="360" w:lineRule="auto"/>
-              <w:rPr>
-                <w:sz w:val="24"/>
-                <w:szCs w:val="24"/>
-              </w:rPr>
+              <w:spacing w:before="0" w:after="0" w:line="240" w:lineRule="auto"/>
             </w:pPr>
+            <w:r>
+              <w:rPr>
+                <w:rFonts w:ascii="Arial" w:hAnsi="Arial" w:eastAsia="Arial" w:cs="Arial"/>
+                <w:b/>
+                <w:sz w:val="24"/>
+              </w:rPr>
+              <w:t xml:space="preserve">Class Objective: </w:t>
+            </w:r>
+            <w:r>
+              <w:rPr>
+                <w:rFonts w:ascii="Arial" w:hAnsi="Arial" w:eastAsia="Arial" w:cs="Arial"/>
+                <w:b w:val="0"/>
+                <w:sz w:val="24"/>
+              </w:rPr>
+              <w:t>Create a feasible project plan and paper or Scratch prototype for the osu!-style rhythm game.</w:t>
+            </w:r>
           </w:p>
           <w:p>
             <w:pPr>
-              <w:spacing w:line="360" w:lineRule="auto"/>
-              <w:rPr>
-                <w:sz w:val="24"/>
-                <w:szCs w:val="24"/>
-              </w:rPr>
+              <w:spacing w:before="0" w:after="0" w:line="240" w:lineRule="auto"/>
             </w:pPr>
             <w:r>
               <w:rPr>
-                <w:sz w:val="24"/>
-                <w:szCs w:val="24"/>
-              </w:rPr>
-              <w:t>Test one starter feature and record what works, what fails, and what needs to be built during the exam project.</w:t>
-            </w:r>
-            <w:r>
-              <w:rPr>
-                <w:sz w:val="24"/>
-                <w:szCs w:val="24"/>
-              </w:rPr>
-              <w:br/>
-            </w:r>
-            <w:r>
-              <w:rPr>
-                <w:sz w:val="24"/>
-                <w:szCs w:val="24"/>
-              </w:rPr>
-              <w:br/>
-            </w:r>
-            <w:r>
-              <w:rPr>
+                <w:rFonts w:ascii="Arial" w:hAnsi="Arial" w:eastAsia="Arial" w:cs="Arial"/>
                 <w:b/>
-                <w:bCs/>
-                <w:sz w:val="24"/>
-                <w:szCs w:val="24"/>
-              </w:rPr>
-              <w:t>Post activities</w:t>
-            </w:r>
-            <w:r>
-              <w:rPr>
-                <w:sz w:val="24"/>
-                <w:szCs w:val="24"/>
-              </w:rPr>
-              <w:br/>
-              <w:t>Save the prototype notes. Write one debugging risk to watch during project work.</w:t>
+                <w:sz w:val="24"/>
+              </w:rPr>
+              <w:t xml:space="preserve">Pre-activities: </w:t>
+            </w:r>
+            <w:r>
+              <w:rPr>
+                <w:rFonts w:ascii="Arial" w:hAnsi="Arial" w:eastAsia="Arial" w:cs="Arial"/>
+                <w:b w:val="0"/>
+                <w:sz w:val="24"/>
+              </w:rPr>
+              <w:t>Review Week 9 practice vocabulary (part 2). hit line: The place where the player should press the matching key spawn: To create or show a new target broadcast: A message that starts another script</w:t>
+            </w:r>
+          </w:p>
+          <w:p>
+            <w:pPr>
+              <w:spacing w:before="0" w:after="0" w:line="240" w:lineRule="auto"/>
+            </w:pPr>
+            <w:r>
+              <w:rPr>
+                <w:rFonts w:ascii="Arial" w:hAnsi="Arial" w:eastAsia="Arial" w:cs="Arial"/>
+                <w:b/>
+                <w:sz w:val="24"/>
+              </w:rPr>
+              <w:t xml:space="preserve">While activities: </w:t>
+            </w:r>
+            <w:r>
+              <w:rPr>
+                <w:rFonts w:ascii="Arial" w:hAnsi="Arial" w:eastAsia="Arial" w:cs="Arial"/>
+                <w:b w:val="0"/>
+                <w:sz w:val="24"/>
+              </w:rPr>
+              <w:t>Plan the stage, D/F/J/K key sprites, four target paths, hit line, score and miss rules, time limit, tempo, music, success feedback, and pair responsibilities. Build or annotate one teacher-provided starter lane and complete the testing checklist for a correct hit, wrong key, and missed target.</w:t>
+            </w:r>
+          </w:p>
+          <w:p>
+            <w:pPr>
+              <w:spacing w:before="0" w:after="0" w:line="240" w:lineRule="auto"/>
+            </w:pPr>
+            <w:r>
+              <w:rPr>
+                <w:rFonts w:ascii="Arial" w:hAnsi="Arial" w:eastAsia="Arial" w:cs="Arial"/>
+                <w:b/>
+                <w:sz w:val="24"/>
+              </w:rPr>
+              <w:t xml:space="preserve">Post-activities: </w:t>
+            </w:r>
+            <w:r>
+              <w:rPr>
+                <w:rFonts w:ascii="Arial" w:hAnsi="Arial" w:eastAsia="Arial" w:cs="Arial"/>
+                <w:b w:val="0"/>
+                <w:sz w:val="24"/>
+              </w:rPr>
+              <w:t>Save the plan and starter evidence. Record one risk that must be tested in Week 10.</w:t>
             </w:r>
           </w:p>
         </w:tc>
@@ -1201,200 +885,109 @@
           </w:tcPr>
           <w:p>
             <w:pPr>
-              <w:spacing w:line="360" w:lineRule="auto"/>
-              <w:rPr>
-                <w:sz w:val="24"/>
-                <w:szCs w:val="24"/>
-              </w:rPr>
+              <w:spacing w:before="0" w:after="0" w:line="240" w:lineRule="auto"/>
             </w:pPr>
-            <w:r>
-              <w:rPr>
+            <w:r/>
+            <w:r>
+              <w:rPr>
+                <w:rFonts w:ascii="Arial" w:hAnsi="Arial" w:eastAsia="Arial" w:cs="Arial"/>
                 <w:b/>
-                <w:bCs/>
-                <w:sz w:val="24"/>
-                <w:szCs w:val="24"/>
-              </w:rPr>
-              <w:t>Topic</w:t>
-            </w:r>
-            <w:r>
-              <w:rPr>
-                <w:sz w:val="24"/>
-                <w:szCs w:val="24"/>
-              </w:rPr>
-              <w:t>:</w:t>
-            </w:r>
-            <w:r>
-              <w:rPr>
-                <w:sz w:val="24"/>
-                <w:szCs w:val="24"/>
-              </w:rPr>
-              <w:t xml:space="preserve"> </w:t>
-            </w:r>
-            <w:r>
-              <w:rPr>
-                <w:sz w:val="24"/>
-                <w:szCs w:val="24"/>
-              </w:rPr>
-              <w:t>Begin Exam Project: Scratch Dance Game</w:t>
-            </w:r>
-            <w:r>
-              <w:rPr>
-                <w:sz w:val="24"/>
-                <w:szCs w:val="24"/>
-              </w:rPr>
-              <w:br/>
-            </w:r>
-            <w:r>
-              <w:rPr>
-                <w:sz w:val="24"/>
-                <w:szCs w:val="24"/>
-              </w:rPr>
-              <w:br/>
-            </w:r>
-            <w:r>
-              <w:rPr>
-                <w:sz w:val="24"/>
-                <w:szCs w:val="24"/>
-                <w:b/>
-                <w:bCs/>
-              </w:rPr>
-              <w:t>Class Objective:</w:t>
-            </w:r>
-            <w:r>
-              <w:rPr>
-                <w:sz w:val="24"/>
-                <w:szCs w:val="24"/>
-              </w:rPr>
-              <w:br/>
-              <w:t>Set up the Scratch dance game with variables, sprites or costumes, and the first dance move subroutine.</w:t>
-            </w:r>
-            <w:r>
-              <w:rPr>
-                <w:sz w:val="24"/>
-                <w:szCs w:val="24"/>
-              </w:rPr>
-              <w:br/>
-              <w:br/>
-            </w:r>
-            <w:r>
-              <w:rPr>
-                <w:b/>
-                <w:bCs/>
-                <w:sz w:val="24"/>
-                <w:szCs w:val="24"/>
-              </w:rPr>
-              <w:t>Pre-activities</w:t>
-            </w:r>
-            <w:r>
-              <w:rPr>
-                <w:sz w:val="24"/>
-                <w:szCs w:val="24"/>
-              </w:rPr>
-              <w:br/>
-              <w:t>Review Week 10 practice vocabulary (part 1).</w:t>
-            </w:r>
-            <w:r>
-              <w:rPr>
-                <w:sz w:val="24"/>
-                <w:szCs w:val="24"/>
-              </w:rPr>
-              <w:br/>
-              <w:t>subroutine: A smaller named part of a program that can be reused</w:t>
-            </w:r>
-            <w:r>
-              <w:rPr>
-                <w:sz w:val="24"/>
-                <w:szCs w:val="24"/>
-              </w:rPr>
-              <w:br/>
-              <w:t>input: Information that goes into a system or program</w:t>
-            </w:r>
-            <w:r>
-              <w:rPr>
-                <w:sz w:val="24"/>
-                <w:szCs w:val="24"/>
-              </w:rPr>
-              <w:br/>
-              <w:t>condition: A rule that can be true or false</w:t>
+                <w:sz w:val="24"/>
+              </w:rPr>
+              <w:t xml:space="preserve">Topic: </w:t>
+            </w:r>
+            <w:r>
+              <w:rPr>
+                <w:rFonts w:ascii="Arial" w:hAnsi="Arial" w:eastAsia="Arial" w:cs="Arial"/>
+                <w:b w:val="0"/>
+                <w:sz w:val="24"/>
+              </w:rPr>
+              <w:t>Begin Exam Project: Scratch Rhythm Game</w:t>
             </w:r>
           </w:p>
           <w:p>
             <w:pPr>
-              <w:spacing w:line="360" w:lineRule="auto"/>
-              <w:rPr>
-                <w:sz w:val="24"/>
-                <w:szCs w:val="24"/>
-              </w:rPr>
+              <w:spacing w:before="0" w:after="0" w:line="240" w:lineRule="auto"/>
             </w:pPr>
             <w:r>
               <w:rPr>
-                <w:sz w:val="24"/>
-                <w:szCs w:val="24"/>
-              </w:rPr>
-              <w:br/>
-              <w:t>Review the project goal: create an interactive dance game where the player presses correct keys at the right time and receives feedback.</w:t>
-            </w:r>
-            <w:r>
-              <w:rPr>
-                <w:sz w:val="24"/>
-                <w:szCs w:val="24"/>
-              </w:rPr>
-              <w:br/>
-            </w:r>
-            <w:r>
-              <w:rPr>
-                <w:sz w:val="24"/>
-                <w:szCs w:val="24"/>
-              </w:rPr>
-              <w:br/>
-            </w:r>
-            <w:r>
-              <w:rPr>
+                <w:rFonts w:ascii="Arial" w:hAnsi="Arial" w:eastAsia="Arial" w:cs="Arial"/>
                 <w:b/>
-                <w:bCs/>
-                <w:sz w:val="24"/>
-                <w:szCs w:val="24"/>
-              </w:rPr>
-              <w:t>While activities</w:t>
-            </w:r>
-            <w:r>
-              <w:rPr>
-                <w:sz w:val="24"/>
-                <w:szCs w:val="24"/>
-              </w:rPr>
-              <w:br/>
-              <w:t>Begin Exam Project: Set up the Scratch project, name variables, identify sprites/costumes, and create the first dance move subroutine.</w:t>
-            </w:r>
-            <w:r>
-              <w:rPr>
-                <w:sz w:val="24"/>
-                <w:szCs w:val="24"/>
-              </w:rPr>
-              <w:br/>
-            </w:r>
-            <w:r>
-              <w:rPr>
-                <w:sz w:val="24"/>
-                <w:szCs w:val="24"/>
-              </w:rPr>
-              <w:br/>
-            </w:r>
-            <w:r>
-              <w:rPr>
+                <w:sz w:val="24"/>
+              </w:rPr>
+              <w:t xml:space="preserve">Class Objective: </w:t>
+            </w:r>
+            <w:r>
+              <w:rPr>
+                <w:rFonts w:ascii="Arial" w:hAnsi="Arial" w:eastAsia="Arial" w:cs="Arial"/>
+                <w:b w:val="0"/>
+                <w:sz w:val="24"/>
+              </w:rPr>
+              <w:t>Set up the stage, variables, broadcasts, D/F/J/K key sprites, and one working target lane.</w:t>
+            </w:r>
+          </w:p>
+          <w:p>
+            <w:pPr>
+              <w:spacing w:before="0" w:after="0" w:line="240" w:lineRule="auto"/>
+            </w:pPr>
+            <w:r>
+              <w:rPr>
+                <w:rFonts w:ascii="Arial" w:hAnsi="Arial" w:eastAsia="Arial" w:cs="Arial"/>
                 <w:b/>
-                <w:bCs/>
-                <w:sz w:val="24"/>
-                <w:szCs w:val="24"/>
-              </w:rPr>
-              <w:t>Post activities</w:t>
-            </w:r>
-            <w:r>
-              <w:rPr>
-                <w:sz w:val="24"/>
-                <w:szCs w:val="24"/>
-              </w:rPr>
-              <w:br/>
-              <w:t>Save the project with a clear filename. Record the next feature to build.</w:t>
+                <w:sz w:val="24"/>
+              </w:rPr>
+              <w:t xml:space="preserve">Pre-activities: </w:t>
+            </w:r>
+            <w:r>
+              <w:rPr>
+                <w:rFonts w:ascii="Arial" w:hAnsi="Arial" w:eastAsia="Arial" w:cs="Arial"/>
+                <w:b w:val="0"/>
+                <w:sz w:val="24"/>
+              </w:rPr>
+              <w:t>Review Week 10 practice vocabulary (part 1). generator: Code that creates or starts targets input: Information that goes into a system or program collision: When two sprites touch in the program Review the required common format and starter-file rules.</w:t>
+            </w:r>
+          </w:p>
+          <w:p>
+            <w:pPr>
+              <w:spacing w:before="0" w:after="0" w:line="240" w:lineRule="auto"/>
+            </w:pPr>
+            <w:r>
+              <w:rPr>
+                <w:rFonts w:ascii="Arial" w:hAnsi="Arial" w:eastAsia="Arial" w:cs="Arial"/>
+                <w:b/>
+                <w:sz w:val="24"/>
+              </w:rPr>
+              <w:t xml:space="preserve">While activities: </w:t>
+            </w:r>
+            <w:r>
+              <w:rPr>
+                <w:rFonts w:ascii="Arial" w:hAnsi="Arial" w:eastAsia="Arial" w:cs="Arial"/>
+                <w:b w:val="0"/>
+                <w:sz w:val="24"/>
+                <w:highlight w:val="yellow"/>
+              </w:rPr>
+              <w:t>Begin Exam Project: Create the stage and hit line, initialize score, misses, time, and tempo, add the D/F/J/K key sprites, and make one target show or spawn, glide toward its hit line, and hide or reset.</w:t>
+            </w:r>
+          </w:p>
+          <w:p>
+            <w:pPr>
+              <w:spacing w:before="0" w:after="0" w:line="240" w:lineRule="auto"/>
+            </w:pPr>
+            <w:r>
+              <w:rPr>
+                <w:rFonts w:ascii="Arial" w:hAnsi="Arial" w:eastAsia="Arial" w:cs="Arial"/>
+                <w:b/>
+                <w:sz w:val="24"/>
+              </w:rPr>
+              <w:t xml:space="preserve">Post-activities: </w:t>
+            </w:r>
+            <w:r>
+              <w:rPr>
+                <w:rFonts w:ascii="Arial" w:hAnsi="Arial" w:eastAsia="Arial" w:cs="Arial"/>
+                <w:b w:val="0"/>
+                <w:sz w:val="24"/>
+              </w:rPr>
+              <w:t>Save the project with a clear filename. Demonstrate the first lane and record the next build step.</w:t>
             </w:r>
           </w:p>
         </w:tc>
@@ -1410,183 +1003,109 @@
           </w:tcPr>
           <w:p>
             <w:pPr>
-              <w:spacing w:line="360" w:lineRule="auto"/>
-              <w:rPr>
-                <w:sz w:val="24"/>
-                <w:szCs w:val="24"/>
-              </w:rPr>
+              <w:spacing w:before="0" w:after="0" w:line="240" w:lineRule="auto"/>
             </w:pPr>
-            <w:r>
-              <w:rPr>
+            <w:r/>
+            <w:r>
+              <w:rPr>
+                <w:rFonts w:ascii="Arial" w:hAnsi="Arial" w:eastAsia="Arial" w:cs="Arial"/>
                 <w:b/>
-                <w:bCs/>
-                <w:sz w:val="24"/>
-                <w:szCs w:val="24"/>
-              </w:rPr>
-              <w:t>Topic</w:t>
-            </w:r>
-            <w:r>
-              <w:rPr>
-                <w:sz w:val="24"/>
-                <w:szCs w:val="24"/>
-              </w:rPr>
-              <w:t>:</w:t>
-            </w:r>
-            <w:r>
-              <w:rPr>
-                <w:sz w:val="24"/>
-                <w:szCs w:val="24"/>
-              </w:rPr>
-              <w:t xml:space="preserve"> </w:t>
-            </w:r>
-            <w:r>
-              <w:rPr>
-                <w:sz w:val="24"/>
-                <w:szCs w:val="24"/>
-              </w:rPr>
-              <w:t>Build dance moves and input logic</w:t>
-            </w:r>
-            <w:r>
-              <w:rPr>
-                <w:sz w:val="24"/>
-                <w:szCs w:val="24"/>
-              </w:rPr>
-              <w:br/>
-            </w:r>
-            <w:r>
-              <w:rPr>
-                <w:sz w:val="24"/>
-                <w:szCs w:val="24"/>
-              </w:rPr>
-              <w:br/>
-            </w:r>
-            <w:r>
-              <w:rPr>
-                <w:sz w:val="24"/>
-                <w:szCs w:val="24"/>
+                <w:sz w:val="24"/>
+              </w:rPr>
+              <w:t xml:space="preserve">Topic: </w:t>
+            </w:r>
+            <w:r>
+              <w:rPr>
+                <w:rFonts w:ascii="Arial" w:hAnsi="Arial" w:eastAsia="Arial" w:cs="Arial"/>
+                <w:b w:val="0"/>
+                <w:sz w:val="24"/>
+              </w:rPr>
+              <w:t>Build target lanes and key input</w:t>
+            </w:r>
+          </w:p>
+          <w:p>
+            <w:pPr>
+              <w:spacing w:before="0" w:after="0" w:line="240" w:lineRule="auto"/>
+            </w:pPr>
+            <w:r>
+              <w:rPr>
+                <w:rFonts w:ascii="Arial" w:hAnsi="Arial" w:eastAsia="Arial" w:cs="Arial"/>
                 <w:b/>
-                <w:bCs/>
-              </w:rPr>
-              <w:t>Class Objective:</w:t>
-            </w:r>
-            <w:r>
-              <w:rPr>
-                <w:sz w:val="24"/>
-                <w:szCs w:val="24"/>
-              </w:rPr>
-              <w:br/>
-              <w:t>Build at least two dance move routines, add success/failure feedback, test user input timing, and debug one code issue.</w:t>
-            </w:r>
-            <w:r>
-              <w:rPr>
-                <w:sz w:val="24"/>
-                <w:szCs w:val="24"/>
-              </w:rPr>
-              <w:br/>
-              <w:br/>
-            </w:r>
-            <w:r>
-              <w:rPr>
+                <w:sz w:val="24"/>
+              </w:rPr>
+              <w:t xml:space="preserve">Class Objective: </w:t>
+            </w:r>
+            <w:r>
+              <w:rPr>
+                <w:rFonts w:ascii="Arial" w:hAnsi="Arial" w:eastAsia="Arial" w:cs="Arial"/>
+                <w:b w:val="0"/>
+                <w:sz w:val="24"/>
+              </w:rPr>
+              <w:t>Complete the four target lanes and connect D/F/J/K input to collision-based hit and miss responses.</w:t>
+            </w:r>
+          </w:p>
+          <w:p>
+            <w:pPr>
+              <w:spacing w:before="0" w:after="0" w:line="240" w:lineRule="auto"/>
+            </w:pPr>
+            <w:r>
+              <w:rPr>
+                <w:rFonts w:ascii="Arial" w:hAnsi="Arial" w:eastAsia="Arial" w:cs="Arial"/>
                 <w:b/>
-                <w:bCs/>
-                <w:sz w:val="24"/>
-                <w:szCs w:val="24"/>
-              </w:rPr>
-              <w:t>Pre-activities</w:t>
-            </w:r>
-            <w:r>
-              <w:rPr>
-                <w:sz w:val="24"/>
-                <w:szCs w:val="24"/>
-              </w:rPr>
-              <w:br/>
-              <w:t>Review Week 10 practice vocabulary (part 2).</w:t>
-            </w:r>
-            <w:r>
-              <w:rPr>
-                <w:sz w:val="24"/>
-                <w:szCs w:val="24"/>
-              </w:rPr>
-              <w:br/>
-              <w:t>feedback: Helpful comments about how to improve</w:t>
-            </w:r>
-            <w:r>
-              <w:rPr>
-                <w:sz w:val="24"/>
-                <w:szCs w:val="24"/>
-              </w:rPr>
-              <w:br/>
-              <w:t>testing: Trying something to see if it works</w:t>
-            </w:r>
-            <w:r>
-              <w:rPr>
-                <w:sz w:val="24"/>
-                <w:szCs w:val="24"/>
-              </w:rPr>
-              <w:br/>
-              <w:t>bug: A mistake in a program</w:t>
-            </w:r>
-            <w:r>
-              <w:rPr>
-                <w:sz w:val="24"/>
-                <w:szCs w:val="24"/>
-              </w:rPr>
-              <w:br/>
-            </w:r>
-            <w:r>
-              <w:rPr>
-                <w:sz w:val="24"/>
-                <w:szCs w:val="24"/>
-              </w:rPr>
-              <w:br/>
-            </w:r>
-            <w:r>
-              <w:rPr>
+                <w:sz w:val="24"/>
+              </w:rPr>
+              <w:t xml:space="preserve">Pre-activities: </w:t>
+            </w:r>
+            <w:r>
+              <w:rPr>
+                <w:rFonts w:ascii="Arial" w:hAnsi="Arial" w:eastAsia="Arial" w:cs="Arial"/>
+                <w:b w:val="0"/>
+                <w:sz w:val="24"/>
+              </w:rPr>
+              <w:t>Review Week 10 practice vocabulary (part 2). condition: A rule that can be true or false glide: To move smoothly from one position to another synchronize: To make actions follow the same timing</w:t>
+            </w:r>
+          </w:p>
+          <w:p>
+            <w:pPr>
+              <w:spacing w:before="0" w:after="0" w:line="240" w:lineRule="auto"/>
+            </w:pPr>
+            <w:r>
+              <w:rPr>
+                <w:rFonts w:ascii="Arial" w:hAnsi="Arial" w:eastAsia="Arial" w:cs="Arial"/>
                 <w:b/>
-                <w:bCs/>
-                <w:sz w:val="24"/>
-                <w:szCs w:val="24"/>
-              </w:rPr>
-              <w:t>While activities</w:t>
-            </w:r>
-            <w:r>
-              <w:rPr>
-                <w:sz w:val="24"/>
-                <w:szCs w:val="24"/>
-              </w:rPr>
-              <w:br/>
-              <w:t>Continue Exam Project: Build at least two dance move routines, add success/failure feedback, test user input timing, and debug one code issue.</w:t>
-            </w:r>
-            <w:r>
-              <w:rPr>
-                <w:sz w:val="24"/>
-                <w:szCs w:val="24"/>
-              </w:rPr>
-              <w:br/>
-            </w:r>
-            <w:r>
-              <w:rPr>
-                <w:sz w:val="24"/>
-                <w:szCs w:val="24"/>
-              </w:rPr>
-              <w:br/>
-            </w:r>
-            <w:r>
-              <w:rPr>
+                <w:sz w:val="24"/>
+              </w:rPr>
+              <w:t xml:space="preserve">While activities: </w:t>
+            </w:r>
+            <w:r>
+              <w:rPr>
+                <w:rFonts w:ascii="Arial" w:hAnsi="Arial" w:eastAsia="Arial" w:cs="Arial"/>
+                <w:b w:val="0"/>
+                <w:sz w:val="24"/>
+                <w:highlight w:val="yellow"/>
+              </w:rPr>
+              <w:t>Continue Exam Project: Duplicate or adapt the working lane for F, J, and K; use events or broadcasts to generate targets; check the matching key and collision at the hit line; add visible or audible “Perfect” and “Miss” feedback; and debug at least one input or timing issue.</w:t>
+            </w:r>
+          </w:p>
+          <w:p>
+            <w:pPr>
+              <w:spacing w:before="0" w:after="0" w:line="240" w:lineRule="auto"/>
+            </w:pPr>
+            <w:r>
+              <w:rPr>
+                <w:rFonts w:ascii="Arial" w:hAnsi="Arial" w:eastAsia="Arial" w:cs="Arial"/>
                 <w:b/>
-                <w:bCs/>
-                <w:sz w:val="24"/>
-                <w:szCs w:val="24"/>
-              </w:rPr>
-              <w:t>Post activities</w:t>
-            </w:r>
-            <w:r>
-              <w:rPr>
-                <w:sz w:val="24"/>
-                <w:szCs w:val="24"/>
-              </w:rPr>
-              <w:br/>
-              <w:t>Record one successful test and one bug. Plan the scoring or timer improvement.</w:t>
+                <w:sz w:val="24"/>
+              </w:rPr>
+              <w:t xml:space="preserve">Post-activities: </w:t>
+            </w:r>
+            <w:r>
+              <w:rPr>
+                <w:rFonts w:ascii="Arial" w:hAnsi="Arial" w:eastAsia="Arial" w:cs="Arial"/>
+                <w:b w:val="0"/>
+                <w:sz w:val="24"/>
+              </w:rPr>
+              <w:t>Record one successful four-lane test and one bug with its fix.</w:t>
             </w:r>
           </w:p>
         </w:tc>
@@ -1745,183 +1264,109 @@
           </w:tcPr>
           <w:p>
             <w:pPr>
-              <w:spacing w:line="360" w:lineRule="auto"/>
-              <w:rPr>
-                <w:sz w:val="24"/>
-                <w:szCs w:val="24"/>
-              </w:rPr>
+              <w:spacing w:before="0" w:after="0" w:line="240" w:lineRule="auto"/>
             </w:pPr>
-            <w:r>
-              <w:rPr>
+            <w:r/>
+            <w:r>
+              <w:rPr>
+                <w:rFonts w:ascii="Arial" w:hAnsi="Arial" w:eastAsia="Arial" w:cs="Arial"/>
                 <w:b/>
-                <w:bCs/>
-                <w:sz w:val="24"/>
-                <w:szCs w:val="24"/>
-              </w:rPr>
-              <w:t>Topic:</w:t>
-            </w:r>
-            <w:r>
-              <w:rPr>
-                <w:sz w:val="24"/>
-                <w:szCs w:val="24"/>
-              </w:rPr>
-              <w:t xml:space="preserve"> </w:t>
-            </w:r>
-            <w:r>
-              <w:rPr>
-                <w:sz w:val="24"/>
-                <w:szCs w:val="24"/>
-              </w:rPr>
-              <w:t>Score, timer, and feedback</w:t>
-            </w:r>
-            <w:r>
-              <w:rPr>
-                <w:sz w:val="24"/>
-                <w:szCs w:val="24"/>
-              </w:rPr>
-              <w:br/>
-            </w:r>
-            <w:r>
-              <w:rPr>
-                <w:sz w:val="24"/>
-                <w:szCs w:val="24"/>
-              </w:rPr>
-              <w:br/>
-            </w:r>
-            <w:r>
-              <w:rPr>
-                <w:sz w:val="24"/>
-                <w:szCs w:val="24"/>
+                <w:sz w:val="24"/>
+              </w:rPr>
+              <w:t xml:space="preserve">Topic: </w:t>
+            </w:r>
+            <w:r>
+              <w:rPr>
+                <w:rFonts w:ascii="Arial" w:hAnsi="Arial" w:eastAsia="Arial" w:cs="Arial"/>
+                <w:b w:val="0"/>
+                <w:sz w:val="24"/>
+              </w:rPr>
+              <w:t>Score, misses, time, and tempo</w:t>
+            </w:r>
+          </w:p>
+          <w:p>
+            <w:pPr>
+              <w:spacing w:before="0" w:after="0" w:line="240" w:lineRule="auto"/>
+            </w:pPr>
+            <w:r>
+              <w:rPr>
+                <w:rFonts w:ascii="Arial" w:hAnsi="Arial" w:eastAsia="Arial" w:cs="Arial"/>
                 <w:b/>
-                <w:bCs/>
-              </w:rPr>
-              <w:t>Class Objective:</w:t>
-            </w:r>
-            <w:r>
-              <w:rPr>
-                <w:sz w:val="24"/>
-                <w:szCs w:val="24"/>
-              </w:rPr>
-              <w:br/>
-              <w:t>Improve the score, timer, and feedback subroutine.</w:t>
-            </w:r>
-            <w:r>
-              <w:rPr>
-                <w:sz w:val="24"/>
-                <w:szCs w:val="24"/>
-              </w:rPr>
-              <w:br/>
-              <w:br/>
-            </w:r>
-            <w:r>
-              <w:rPr>
+                <w:sz w:val="24"/>
+              </w:rPr>
+              <w:t xml:space="preserve">Class Objective: </w:t>
+            </w:r>
+            <w:r>
+              <w:rPr>
+                <w:rFonts w:ascii="Arial" w:hAnsi="Arial" w:eastAsia="Arial" w:cs="Arial"/>
+                <w:b w:val="0"/>
+                <w:sz w:val="24"/>
+              </w:rPr>
+              <w:t>Make the score, miss rule, timer, and tempo work consistently across all four lanes.</w:t>
+            </w:r>
+          </w:p>
+          <w:p>
+            <w:pPr>
+              <w:spacing w:before="0" w:after="0" w:line="240" w:lineRule="auto"/>
+            </w:pPr>
+            <w:r>
+              <w:rPr>
+                <w:rFonts w:ascii="Arial" w:hAnsi="Arial" w:eastAsia="Arial" w:cs="Arial"/>
                 <w:b/>
-                <w:bCs/>
-                <w:sz w:val="24"/>
-                <w:szCs w:val="24"/>
-              </w:rPr>
-              <w:t>Pre-activities</w:t>
-            </w:r>
-            <w:r>
-              <w:rPr>
-                <w:sz w:val="24"/>
-                <w:szCs w:val="24"/>
-              </w:rPr>
-              <w:br/>
-            </w:r>
-            <w:r>
-              <w:rPr>
-                <w:sz w:val="24"/>
-                <w:szCs w:val="24"/>
-              </w:rPr>
-              <w:lastRenderedPageBreak/>
-              <w:t>Review Week 11 practice vocabulary (part 1).</w:t>
-            </w:r>
-            <w:r>
-              <w:rPr>
-                <w:sz w:val="24"/>
-                <w:szCs w:val="24"/>
-              </w:rPr>
-              <w:br/>
-              <w:t>score: A number that tracks points or progress</w:t>
-            </w:r>
-            <w:r>
-              <w:rPr>
-                <w:sz w:val="24"/>
-                <w:szCs w:val="24"/>
-              </w:rPr>
-              <w:br/>
-              <w:t>timer: A tool or variable that tracks time</w:t>
-            </w:r>
-            <w:r>
-              <w:rPr>
-                <w:sz w:val="24"/>
-                <w:szCs w:val="24"/>
-              </w:rPr>
-              <w:br/>
-              <w:t>organization: Keeping work clear and easy to follow</w:t>
-            </w:r>
-            <w:r>
-              <w:rPr>
-                <w:sz w:val="24"/>
-                <w:szCs w:val="24"/>
-              </w:rPr>
-              <w:br/>
-            </w:r>
-            <w:r>
-              <w:rPr>
-                <w:sz w:val="24"/>
-                <w:szCs w:val="24"/>
-              </w:rPr>
-              <w:br/>
-            </w:r>
-            <w:r>
-              <w:rPr>
+                <w:sz w:val="24"/>
+              </w:rPr>
+              <w:t xml:space="preserve">Pre-activities: </w:t>
+            </w:r>
+            <w:r>
+              <w:rPr>
+                <w:rFonts w:ascii="Arial" w:hAnsi="Arial" w:eastAsia="Arial" w:cs="Arial"/>
+                <w:b w:val="0"/>
+                <w:sz w:val="24"/>
+              </w:rPr>
+              <w:t>Review Week 11 practice vocabulary (part 1). score: A number that changes after a hit or miss miss: A target that reaches the end without a correct key press timer: A tool or variable that tracks time</w:t>
+            </w:r>
+          </w:p>
+          <w:p>
+            <w:pPr>
+              <w:spacing w:before="0" w:after="0" w:line="240" w:lineRule="auto"/>
+            </w:pPr>
+            <w:r>
+              <w:rPr>
+                <w:rFonts w:ascii="Arial" w:hAnsi="Arial" w:eastAsia="Arial" w:cs="Arial"/>
                 <w:b/>
-                <w:bCs/>
-                <w:sz w:val="24"/>
-                <w:szCs w:val="24"/>
-              </w:rPr>
-              <w:t>While activities</w:t>
-            </w:r>
-            <w:r>
-              <w:rPr>
-                <w:sz w:val="24"/>
-                <w:szCs w:val="24"/>
-              </w:rPr>
-              <w:br/>
-              <w:t>Continue Exam Project: Improve the score, timer, and feedback subroutine. Test whether the game responds correctly to correct and incorrect actions.</w:t>
-            </w:r>
-            <w:r>
-              <w:rPr>
-                <w:sz w:val="24"/>
-                <w:szCs w:val="24"/>
-              </w:rPr>
-              <w:br/>
-            </w:r>
-            <w:r>
-              <w:rPr>
-                <w:sz w:val="24"/>
-                <w:szCs w:val="24"/>
-              </w:rPr>
-              <w:br/>
-            </w:r>
-            <w:r>
-              <w:rPr>
+                <w:sz w:val="24"/>
+              </w:rPr>
+              <w:t xml:space="preserve">While activities: </w:t>
+            </w:r>
+            <w:r>
+              <w:rPr>
+                <w:rFonts w:ascii="Arial" w:hAnsi="Arial" w:eastAsia="Arial" w:cs="Arial"/>
+                <w:b w:val="0"/>
+                <w:sz w:val="24"/>
+                <w:highlight w:val="yellow"/>
+              </w:rPr>
+              <w:t>Continue Exam Project: Add points for correct hits, apply the chosen miss consequence, display score and time, connect tempo to target movement or spacing, and test the start and end conditions.</w:t>
+            </w:r>
+          </w:p>
+          <w:p>
+            <w:pPr>
+              <w:spacing w:before="0" w:after="0" w:line="240" w:lineRule="auto"/>
+            </w:pPr>
+            <w:r>
+              <w:rPr>
+                <w:rFonts w:ascii="Arial" w:hAnsi="Arial" w:eastAsia="Arial" w:cs="Arial"/>
                 <w:b/>
-                <w:bCs/>
-                <w:sz w:val="24"/>
-                <w:szCs w:val="24"/>
-              </w:rPr>
-              <w:t>Post activities</w:t>
-            </w:r>
-            <w:r>
-              <w:rPr>
-                <w:sz w:val="24"/>
-                <w:szCs w:val="24"/>
-              </w:rPr>
-              <w:br/>
-              <w:t>Save the improved game. Write one sentence explaining how a variable controls the game.</w:t>
+                <w:sz w:val="24"/>
+              </w:rPr>
+              <w:t xml:space="preserve">Post-activities: </w:t>
+            </w:r>
+            <w:r>
+              <w:rPr>
+                <w:rFonts w:ascii="Arial" w:hAnsi="Arial" w:eastAsia="Arial" w:cs="Arial"/>
+                <w:b w:val="0"/>
+                <w:sz w:val="24"/>
+              </w:rPr>
+              <w:t>Save the improved game and explain how one variable controls gameplay.</w:t>
             </w:r>
           </w:p>
         </w:tc>
@@ -1937,210 +1382,109 @@
           </w:tcPr>
           <w:p>
             <w:pPr>
-              <w:spacing w:line="360" w:lineRule="auto"/>
-              <w:rPr>
-                <w:sz w:val="24"/>
-                <w:szCs w:val="24"/>
-              </w:rPr>
+              <w:spacing w:before="0" w:after="0" w:line="240" w:lineRule="auto"/>
             </w:pPr>
-            <w:r>
-              <w:rPr>
+            <w:r/>
+            <w:r>
+              <w:rPr>
+                <w:rFonts w:ascii="Arial" w:hAnsi="Arial" w:eastAsia="Arial" w:cs="Arial"/>
                 <w:b/>
-                <w:bCs/>
-                <w:sz w:val="24"/>
-                <w:szCs w:val="24"/>
-              </w:rPr>
-              <w:lastRenderedPageBreak/>
-              <w:t>Topic:</w:t>
-            </w:r>
-            <w:r>
-              <w:rPr>
+                <w:sz w:val="24"/>
+              </w:rPr>
+              <w:t xml:space="preserve">Topic: </w:t>
+            </w:r>
+            <w:r>
+              <w:rPr>
+                <w:rFonts w:ascii="Arial" w:hAnsi="Arial" w:eastAsia="Arial" w:cs="Arial"/>
+                <w:b w:val="0"/>
+                <w:sz w:val="24"/>
+              </w:rPr>
+              <w:t>Final rhythm-game testing and presentation prep</w:t>
+            </w:r>
+          </w:p>
+          <w:p>
+            <w:pPr>
+              <w:spacing w:before="0" w:after="0" w:line="240" w:lineRule="auto"/>
+            </w:pPr>
+            <w:r>
+              <w:rPr>
+                <w:rFonts w:ascii="Arial" w:hAnsi="Arial" w:eastAsia="Arial" w:cs="Arial"/>
                 <w:b/>
-                <w:bCs/>
-                <w:sz w:val="24"/>
-                <w:szCs w:val="24"/>
-              </w:rPr>
-              <w:t xml:space="preserve"> </w:t>
-            </w:r>
-            <w:r>
-              <w:rPr>
-                <w:sz w:val="24"/>
-                <w:szCs w:val="24"/>
-              </w:rPr>
-              <w:t>Final game improvement and presentation prep</w:t>
-            </w:r>
-            <w:r>
-              <w:rPr>
-                <w:sz w:val="24"/>
-                <w:szCs w:val="24"/>
-              </w:rPr>
-              <w:br/>
-            </w:r>
-            <w:r>
-              <w:rPr>
-                <w:sz w:val="24"/>
-                <w:szCs w:val="24"/>
-              </w:rPr>
-              <w:br/>
-            </w:r>
-            <w:r>
-              <w:rPr>
-                <w:sz w:val="24"/>
-                <w:szCs w:val="24"/>
+                <w:sz w:val="24"/>
+              </w:rPr>
+              <w:t xml:space="preserve">Class Objective: </w:t>
+            </w:r>
+            <w:r>
+              <w:rPr>
+                <w:rFonts w:ascii="Arial" w:hAnsi="Arial" w:eastAsia="Arial" w:cs="Arial"/>
+                <w:b w:val="0"/>
+                <w:sz w:val="24"/>
+              </w:rPr>
+              <w:t>Complete the playable game, run repeated tests, document one improvement, and prepare the exam demonstration.</w:t>
+            </w:r>
+          </w:p>
+          <w:p>
+            <w:pPr>
+              <w:spacing w:before="0" w:after="0" w:line="240" w:lineRule="auto"/>
+            </w:pPr>
+            <w:r>
+              <w:rPr>
+                <w:rFonts w:ascii="Arial" w:hAnsi="Arial" w:eastAsia="Arial" w:cs="Arial"/>
                 <w:b/>
-                <w:bCs/>
-              </w:rPr>
-              <w:t>Class Objective:</w:t>
-            </w:r>
-            <w:r>
-              <w:rPr>
-                <w:sz w:val="24"/>
-                <w:szCs w:val="24"/>
-              </w:rPr>
-              <w:br/>
-              <w:t>Complete the required features, debug the game, prepare a 1.5-2 minute demonstration, and write a short real-world application explanation.</w:t>
-            </w:r>
-            <w:r>
-              <w:rPr>
-                <w:sz w:val="24"/>
-                <w:szCs w:val="24"/>
-              </w:rPr>
-              <w:br/>
-              <w:br/>
-            </w:r>
-            <w:r>
-              <w:rPr>
+                <w:sz w:val="24"/>
+              </w:rPr>
+              <w:t xml:space="preserve">Pre-activities: </w:t>
+            </w:r>
+            <w:r>
+              <w:rPr>
+                <w:rFonts w:ascii="Arial" w:hAnsi="Arial" w:eastAsia="Arial" w:cs="Arial"/>
+                <w:b w:val="0"/>
+                <w:sz w:val="24"/>
+              </w:rPr>
+              <w:t>Review Week 11 practice vocabulary (part 2). tempo: The speed of the beat or timing pattern testing: Trying something to see if it works reliability: Working correctly in repeated tests Review the rubric and test all four lanes from start to finish.</w:t>
+            </w:r>
+          </w:p>
+          <w:p>
+            <w:pPr>
+              <w:spacing w:before="0" w:after="0" w:line="240" w:lineRule="auto"/>
+            </w:pPr>
+            <w:r>
+              <w:rPr>
+                <w:rFonts w:ascii="Arial" w:hAnsi="Arial" w:eastAsia="Arial" w:cs="Arial"/>
                 <w:b/>
-                <w:bCs/>
-                <w:sz w:val="24"/>
-                <w:szCs w:val="24"/>
-              </w:rPr>
-              <w:t>Pre-activities</w:t>
-            </w:r>
-            <w:r>
-              <w:rPr>
-                <w:sz w:val="24"/>
-                <w:szCs w:val="24"/>
-              </w:rPr>
-              <w:br/>
-            </w:r>
-            <w:r>
-              <w:rPr>
-                <w:sz w:val="24"/>
-                <w:szCs w:val="24"/>
-              </w:rPr>
-              <w:lastRenderedPageBreak/>
-              <w:t>Review Week 11 practice vocabulary (part 2).</w:t>
-            </w:r>
-            <w:r>
-              <w:rPr>
-                <w:sz w:val="24"/>
-                <w:szCs w:val="24"/>
-              </w:rPr>
-              <w:br/>
-              <w:t>functionality: How well something does what it should do</w:t>
-            </w:r>
-            <w:r>
-              <w:rPr>
-                <w:sz w:val="24"/>
-                <w:szCs w:val="24"/>
-              </w:rPr>
-              <w:br/>
-              <w:t>application: A real use for a skill or project</w:t>
-            </w:r>
-            <w:r>
-              <w:rPr>
-                <w:sz w:val="24"/>
-                <w:szCs w:val="24"/>
-              </w:rPr>
-              <w:br/>
-              <w:t>reflection: Thinking about what happened and what you learned</w:t>
-            </w:r>
-            <w:r>
-              <w:rPr>
-                <w:sz w:val="24"/>
-                <w:szCs w:val="24"/>
-              </w:rPr>
-              <w:br/>
-              <w:t>Review the rubric and choose the two criteria that need the most attention. Test the game from start to finish once.</w:t>
-            </w:r>
-            <w:r>
-              <w:rPr>
-                <w:sz w:val="24"/>
-                <w:szCs w:val="24"/>
-              </w:rPr>
-              <w:br/>
-            </w:r>
-            <w:r>
-              <w:rPr>
-                <w:sz w:val="24"/>
-                <w:szCs w:val="24"/>
-              </w:rPr>
-              <w:br/>
-            </w:r>
-            <w:r>
-              <w:rPr>
+                <w:sz w:val="24"/>
+              </w:rPr>
+              <w:t xml:space="preserve">While activities: </w:t>
+            </w:r>
+            <w:r>
+              <w:rPr>
+                <w:rFonts w:ascii="Arial" w:hAnsi="Arial" w:eastAsia="Arial" w:cs="Arial"/>
+                <w:b w:val="0"/>
+                <w:sz w:val="24"/>
+                <w:highlight w:val="yellow"/>
+              </w:rPr>
+              <w:t>Continue Exam Project: Complete required features, run at least three documented tests, fix one gameplay problem, collect a final screenshot or project link, and prepare a 1.5-2 minute explanation of the target generator, key/collision logic, score or miss rule, and testing improvement.</w:t>
+            </w:r>
+          </w:p>
+          <w:p>
+            <w:pPr>
+              <w:spacing w:before="0" w:after="0" w:line="240" w:lineRule="auto"/>
+            </w:pPr>
+            <w:r>
+              <w:rPr>
+                <w:rFonts w:ascii="Arial" w:hAnsi="Arial" w:eastAsia="Arial" w:cs="Arial"/>
                 <w:b/>
-                <w:bCs/>
-                <w:sz w:val="24"/>
-                <w:szCs w:val="24"/>
-              </w:rPr>
-              <w:t>While activities</w:t>
-            </w:r>
-            <w:r>
-              <w:rPr>
-                <w:sz w:val="24"/>
-                <w:szCs w:val="24"/>
-              </w:rPr>
-              <w:br/>
-              <w:t xml:space="preserve">Continue Exam Project: Complete the required features, debug the game, prepare a </w:t>
-            </w:r>
-            <w:proofErr w:type="gramStart"/>
-            <w:r>
-              <w:rPr>
-                <w:sz w:val="24"/>
-                <w:szCs w:val="24"/>
-              </w:rPr>
-              <w:t>1.5-2 minute</w:t>
-            </w:r>
-            <w:proofErr w:type="gramEnd"/>
-            <w:r>
-              <w:rPr>
-                <w:sz w:val="24"/>
-                <w:szCs w:val="24"/>
-              </w:rPr>
-              <w:t xml:space="preserve"> demonstration, and write a short real-world application explanation.</w:t>
-            </w:r>
-            <w:r>
-              <w:rPr>
-                <w:sz w:val="24"/>
-                <w:szCs w:val="24"/>
-              </w:rPr>
-              <w:br/>
-            </w:r>
-            <w:r>
-              <w:rPr>
-                <w:sz w:val="24"/>
-                <w:szCs w:val="24"/>
-              </w:rPr>
-              <w:br/>
-            </w:r>
-            <w:r>
-              <w:rPr>
-                <w:b/>
-                <w:bCs/>
-                <w:sz w:val="24"/>
-                <w:szCs w:val="24"/>
-              </w:rPr>
-              <w:t>Post activities</w:t>
-            </w:r>
-            <w:r>
-              <w:rPr>
-                <w:sz w:val="24"/>
-                <w:szCs w:val="24"/>
-              </w:rPr>
-              <w:br/>
-              <w:t>Practice the demonstration with a partner. Revise one unclear explanation.</w:t>
+                <w:sz w:val="24"/>
+              </w:rPr>
+              <w:t xml:space="preserve">Post-activities: </w:t>
+            </w:r>
+            <w:r>
+              <w:rPr>
+                <w:rFonts w:ascii="Arial" w:hAnsi="Arial" w:eastAsia="Arial" w:cs="Arial"/>
+                <w:b w:val="0"/>
+                <w:sz w:val="24"/>
+              </w:rPr>
+              <w:t>Rehearse with a partner and correct one unclear code explanation.</w:t>
             </w:r>
           </w:p>
         </w:tc>
@@ -2297,179 +1641,108 @@
           </w:tcPr>
           <w:p>
             <w:pPr>
-              <w:spacing w:line="360" w:lineRule="auto"/>
-              <w:rPr>
-                <w:sz w:val="24"/>
-                <w:szCs w:val="24"/>
-              </w:rPr>
+              <w:spacing w:before="0" w:after="0" w:line="240" w:lineRule="auto"/>
             </w:pPr>
-            <w:r>
-              <w:rPr>
+            <w:r/>
+            <w:r>
+              <w:rPr>
+                <w:rFonts w:ascii="Arial" w:hAnsi="Arial" w:eastAsia="Arial" w:cs="Arial"/>
                 <w:b/>
-                <w:bCs/>
-                <w:sz w:val="24"/>
-                <w:szCs w:val="24"/>
-              </w:rPr>
-              <w:t>Topic:</w:t>
-            </w:r>
-            <w:r>
-              <w:rPr>
+                <w:sz w:val="24"/>
+              </w:rPr>
+              <w:t xml:space="preserve">Topic: </w:t>
+            </w:r>
+            <w:r>
+              <w:rPr>
+                <w:rFonts w:ascii="Arial" w:hAnsi="Arial" w:eastAsia="Arial" w:cs="Arial"/>
+                <w:b w:val="0"/>
+                <w:sz w:val="24"/>
+              </w:rPr>
+              <w:t>Exam presentation rehearsal</w:t>
+            </w:r>
+          </w:p>
+          <w:p>
+            <w:pPr>
+              <w:spacing w:before="0" w:after="0" w:line="240" w:lineRule="auto"/>
+            </w:pPr>
+            <w:r>
+              <w:rPr>
+                <w:rFonts w:ascii="Arial" w:hAnsi="Arial" w:eastAsia="Arial" w:cs="Arial"/>
                 <w:b/>
-                <w:bCs/>
-                <w:sz w:val="24"/>
-                <w:szCs w:val="24"/>
-              </w:rPr>
-              <w:t xml:space="preserve"> </w:t>
-            </w:r>
-            <w:r>
-              <w:rPr>
-                <w:sz w:val="24"/>
-                <w:szCs w:val="24"/>
-              </w:rPr>
-              <w:t>Presentation rehearsal</w:t>
-            </w:r>
-            <w:r>
-              <w:rPr>
-                <w:sz w:val="24"/>
-                <w:szCs w:val="24"/>
-              </w:rPr>
-              <w:br/>
-            </w:r>
-            <w:r>
-              <w:rPr>
-                <w:sz w:val="24"/>
-                <w:szCs w:val="24"/>
-              </w:rPr>
-              <w:br/>
-            </w:r>
-            <w:r>
-              <w:rPr>
-                <w:sz w:val="24"/>
-                <w:szCs w:val="24"/>
+                <w:sz w:val="24"/>
+              </w:rPr>
+              <w:t xml:space="preserve">Class Objective: </w:t>
+            </w:r>
+            <w:r>
+              <w:rPr>
+                <w:rFonts w:ascii="Arial" w:hAnsi="Arial" w:eastAsia="Arial" w:cs="Arial"/>
+                <w:b w:val="0"/>
+                <w:sz w:val="24"/>
+              </w:rPr>
+              <w:t>Rehearse the complete rhythm-game demonstration and code explanation using the exam rubric.</w:t>
+            </w:r>
+          </w:p>
+          <w:p>
+            <w:pPr>
+              <w:spacing w:before="0" w:after="0" w:line="240" w:lineRule="auto"/>
+            </w:pPr>
+            <w:r>
+              <w:rPr>
+                <w:rFonts w:ascii="Arial" w:hAnsi="Arial" w:eastAsia="Arial" w:cs="Arial"/>
                 <w:b/>
-                <w:bCs/>
-              </w:rPr>
-              <w:t>Class Objective:</w:t>
-            </w:r>
-            <w:r>
-              <w:rPr>
-                <w:sz w:val="24"/>
-                <w:szCs w:val="24"/>
-              </w:rPr>
-              <w:br/>
-              <w:t>Rehearse the game demonstration and code explanation using the rubric so the final presentation is ready for the long class.</w:t>
-            </w:r>
-            <w:r>
-              <w:rPr>
-                <w:sz w:val="24"/>
-                <w:szCs w:val="24"/>
-              </w:rPr>
-              <w:br/>
-              <w:br/>
-            </w:r>
-            <w:r>
-              <w:rPr>
+                <w:sz w:val="24"/>
+              </w:rPr>
+              <w:t xml:space="preserve">Pre-activities: </w:t>
+            </w:r>
+            <w:r>
+              <w:rPr>
+                <w:rFonts w:ascii="Arial" w:hAnsi="Arial" w:eastAsia="Arial" w:cs="Arial"/>
+                <w:b w:val="0"/>
+                <w:sz w:val="24"/>
+              </w:rPr>
+              <w:t>Review Week 12 practice vocabulary (part 1). demo: A short demonstration of how something works presentation: Sharing work or ideas with others application: A real use for a skill or project</w:t>
+            </w:r>
+          </w:p>
+          <w:p>
+            <w:pPr>
+              <w:spacing w:before="0" w:after="0" w:line="240" w:lineRule="auto"/>
+            </w:pPr>
+            <w:r>
+              <w:rPr>
+                <w:rFonts w:ascii="Arial" w:hAnsi="Arial" w:eastAsia="Arial" w:cs="Arial"/>
                 <w:b/>
-                <w:bCs/>
-                <w:sz w:val="24"/>
-                <w:szCs w:val="24"/>
-              </w:rPr>
-              <w:t>Pre-activities</w:t>
-            </w:r>
-            <w:r>
-              <w:rPr>
-                <w:sz w:val="24"/>
-                <w:szCs w:val="24"/>
-              </w:rPr>
-              <w:br/>
-              <w:t>Review Week 12 practice vocabulary (part 1).</w:t>
-            </w:r>
-            <w:r>
-              <w:rPr>
-                <w:sz w:val="24"/>
-                <w:szCs w:val="24"/>
-              </w:rPr>
-              <w:br/>
-              <w:t>demo: A short demonstration of how something works</w:t>
-            </w:r>
-            <w:r>
-              <w:rPr>
-                <w:sz w:val="24"/>
-                <w:szCs w:val="24"/>
-              </w:rPr>
-              <w:br/>
-              <w:t>presentation: Sharing work or ideas with others</w:t>
-            </w:r>
-            <w:r>
-              <w:rPr>
-                <w:sz w:val="24"/>
-                <w:szCs w:val="24"/>
-              </w:rPr>
-              <w:br/>
-              <w:t>application: A real use for a skill or project</w:t>
-            </w:r>
-            <w:r>
-              <w:rPr>
-                <w:sz w:val="24"/>
-                <w:szCs w:val="24"/>
-              </w:rPr>
-              <w:br/>
-            </w:r>
-            <w:r>
-              <w:rPr>
-                <w:sz w:val="24"/>
-                <w:szCs w:val="24"/>
-              </w:rPr>
-              <w:lastRenderedPageBreak/>
-              <w:br/>
-            </w:r>
-            <w:r>
-              <w:rPr>
+                <w:sz w:val="24"/>
+              </w:rPr>
+              <w:t xml:space="preserve">While activities: </w:t>
+            </w:r>
+            <w:r>
+              <w:rPr>
+                <w:rFonts w:ascii="Arial" w:hAnsi="Arial" w:eastAsia="Arial" w:cs="Arial"/>
+                <w:b w:val="0"/>
+                <w:sz w:val="24"/>
+              </w:rPr>
+              <w:t>Open the final project, run the start sequence, test D/F/J/K, verify score, misses, time, tempo, music, and end condition, then rehearse the explanation and teacher-question response.</w:t>
+            </w:r>
+          </w:p>
+          <w:p>
+            <w:pPr>
+              <w:spacing w:before="0" w:after="0" w:line="240" w:lineRule="auto"/>
+            </w:pPr>
+            <w:r>
+              <w:rPr>
+                <w:rFonts w:ascii="Arial" w:hAnsi="Arial" w:eastAsia="Arial" w:cs="Arial"/>
                 <w:b/>
-                <w:bCs/>
-                <w:sz w:val="24"/>
-                <w:szCs w:val="24"/>
-              </w:rPr>
-              <w:t>While activities</w:t>
-            </w:r>
-            <w:r>
-              <w:rPr>
-                <w:sz w:val="24"/>
-                <w:szCs w:val="24"/>
-              </w:rPr>
-              <w:br/>
-              <w:t>Rehearse the game demonstration and code explanation using the rubric so the final presentation is ready for the long class.</w:t>
-            </w:r>
-            <w:r>
-              <w:rPr>
-                <w:sz w:val="24"/>
-                <w:szCs w:val="24"/>
-              </w:rPr>
-              <w:br/>
-            </w:r>
-            <w:r>
-              <w:rPr>
-                <w:sz w:val="24"/>
-                <w:szCs w:val="24"/>
-              </w:rPr>
-              <w:br/>
-            </w:r>
-            <w:r>
-              <w:rPr>
-                <w:b/>
-                <w:bCs/>
-                <w:sz w:val="24"/>
-                <w:szCs w:val="24"/>
-              </w:rPr>
-              <w:t>Post activities</w:t>
-            </w:r>
-            <w:r>
-              <w:rPr>
-                <w:sz w:val="24"/>
-                <w:szCs w:val="24"/>
-              </w:rPr>
-              <w:br/>
-              <w:t>Prepare the final file for presentation. Write one final reminder for the demo.</w:t>
+                <w:sz w:val="24"/>
+              </w:rPr>
+              <w:t xml:space="preserve">Post-activities: </w:t>
+            </w:r>
+            <w:r>
+              <w:rPr>
+                <w:rFonts w:ascii="Arial" w:hAnsi="Arial" w:eastAsia="Arial" w:cs="Arial"/>
+                <w:b w:val="0"/>
+                <w:sz w:val="24"/>
+              </w:rPr>
+              <w:t>Prepare the final file, code map, and test log for submission.</w:t>
             </w:r>
           </w:p>
         </w:tc>
@@ -2485,194 +1758,109 @@
           </w:tcPr>
           <w:p>
             <w:pPr>
-              <w:spacing w:line="360" w:lineRule="auto"/>
-              <w:rPr>
-                <w:sz w:val="24"/>
-                <w:szCs w:val="24"/>
-              </w:rPr>
+              <w:spacing w:before="0" w:after="0" w:line="240" w:lineRule="auto"/>
             </w:pPr>
-            <w:r>
-              <w:rPr>
+            <w:r/>
+            <w:r>
+              <w:rPr>
+                <w:rFonts w:ascii="Arial" w:hAnsi="Arial" w:eastAsia="Arial" w:cs="Arial"/>
                 <w:b/>
-                <w:bCs/>
-                <w:sz w:val="24"/>
-                <w:szCs w:val="24"/>
-              </w:rPr>
-              <w:lastRenderedPageBreak/>
-              <w:t>Topic:</w:t>
-            </w:r>
-            <w:r>
-              <w:rPr>
+                <w:sz w:val="24"/>
+              </w:rPr>
+              <w:t xml:space="preserve">Topic: </w:t>
+            </w:r>
+            <w:r>
+              <w:rPr>
+                <w:rFonts w:ascii="Arial" w:hAnsi="Arial" w:eastAsia="Arial" w:cs="Arial"/>
+                <w:b w:val="0"/>
+                <w:sz w:val="24"/>
+              </w:rPr>
+              <w:t>Final Scratch Rhythm Game demonstration</w:t>
+            </w:r>
+          </w:p>
+          <w:p>
+            <w:pPr>
+              <w:spacing w:before="0" w:after="0" w:line="240" w:lineRule="auto"/>
+            </w:pPr>
+            <w:r>
+              <w:rPr>
+                <w:rFonts w:ascii="Arial" w:hAnsi="Arial" w:eastAsia="Arial" w:cs="Arial"/>
                 <w:b/>
-                <w:bCs/>
-                <w:sz w:val="24"/>
-                <w:szCs w:val="24"/>
-              </w:rPr>
-              <w:t xml:space="preserve"> </w:t>
-            </w:r>
-            <w:r>
-              <w:rPr>
-                <w:sz w:val="24"/>
-                <w:szCs w:val="24"/>
-              </w:rPr>
-              <w:t>Final dance game demonstration</w:t>
-            </w:r>
-            <w:r>
-              <w:rPr>
-                <w:sz w:val="24"/>
-                <w:szCs w:val="24"/>
-              </w:rPr>
-              <w:br/>
-            </w:r>
-            <w:r>
-              <w:rPr>
-                <w:sz w:val="24"/>
-                <w:szCs w:val="24"/>
-              </w:rPr>
-              <w:br/>
-            </w:r>
-            <w:r>
-              <w:rPr>
-                <w:sz w:val="24"/>
-                <w:szCs w:val="24"/>
+                <w:sz w:val="24"/>
+              </w:rPr>
+              <w:t xml:space="preserve">Class Objective: </w:t>
+            </w:r>
+            <w:r>
+              <w:rPr>
+                <w:rFonts w:ascii="Arial" w:hAnsi="Arial" w:eastAsia="Arial" w:cs="Arial"/>
+                <w:b w:val="0"/>
+                <w:sz w:val="24"/>
+              </w:rPr>
+              <w:t>Demonstrate the playable osu!-style Scratch Rhythm Game and explain how its main systems work together.</w:t>
+            </w:r>
+          </w:p>
+          <w:p>
+            <w:pPr>
+              <w:spacing w:before="0" w:after="0" w:line="240" w:lineRule="auto"/>
+            </w:pPr>
+            <w:r>
+              <w:rPr>
+                <w:rFonts w:ascii="Arial" w:hAnsi="Arial" w:eastAsia="Arial" w:cs="Arial"/>
                 <w:b/>
-                <w:bCs/>
-              </w:rPr>
-              <w:t>Class Objective:</w:t>
-            </w:r>
-            <w:r>
-              <w:rPr>
-                <w:sz w:val="24"/>
-                <w:szCs w:val="24"/>
-              </w:rPr>
-              <w:br/>
-              <w:t>Demonstrate the Scratch Dance Game, explain subroutines, input, conditionals, loops, variables, and one real-world application, then submit the reflection.</w:t>
-            </w:r>
-            <w:r>
-              <w:rPr>
-                <w:sz w:val="24"/>
-                <w:szCs w:val="24"/>
-              </w:rPr>
-              <w:br/>
-              <w:br/>
-            </w:r>
-            <w:r>
-              <w:rPr>
+                <w:sz w:val="24"/>
+              </w:rPr>
+              <w:t xml:space="preserve">Pre-activities: </w:t>
+            </w:r>
+            <w:r>
+              <w:rPr>
+                <w:rFonts w:ascii="Arial" w:hAnsi="Arial" w:eastAsia="Arial" w:cs="Arial"/>
+                <w:b w:val="0"/>
+                <w:sz w:val="24"/>
+              </w:rPr>
+              <w:t>Review Week 12 practice vocabulary (part 2). rubric: A guide that explains how work will be graded reflection: Thinking about what happened and what you learned improvement: A change that makes something better Open the final project and complete one final readiness check.</w:t>
+            </w:r>
+          </w:p>
+          <w:p>
+            <w:pPr>
+              <w:spacing w:before="0" w:after="0" w:line="240" w:lineRule="auto"/>
+            </w:pPr>
+            <w:r>
+              <w:rPr>
+                <w:rFonts w:ascii="Arial" w:hAnsi="Arial" w:eastAsia="Arial" w:cs="Arial"/>
                 <w:b/>
-                <w:bCs/>
-                <w:sz w:val="24"/>
-                <w:szCs w:val="24"/>
-              </w:rPr>
-              <w:t>Pre-activities</w:t>
-            </w:r>
-            <w:r>
-              <w:rPr>
-                <w:sz w:val="24"/>
-                <w:szCs w:val="24"/>
-              </w:rPr>
-              <w:br/>
-              <w:t>Review Week 12 practice vocabulary (part 2).</w:t>
-            </w:r>
-            <w:r>
-              <w:rPr>
-                <w:sz w:val="24"/>
-                <w:szCs w:val="24"/>
-              </w:rPr>
-              <w:br/>
-              <w:t>rubric: A guide that explains how work will be graded</w:t>
-            </w:r>
-            <w:r>
-              <w:rPr>
-                <w:sz w:val="24"/>
-                <w:szCs w:val="24"/>
-              </w:rPr>
-              <w:br/>
-              <w:t>reflection: Thinking about what happened and what you learned</w:t>
-            </w:r>
-            <w:r>
-              <w:rPr>
-                <w:sz w:val="24"/>
-                <w:szCs w:val="24"/>
-              </w:rPr>
-              <w:br/>
-              <w:t>improvement: A change that makes something better</w:t>
-            </w:r>
-            <w:r>
-              <w:rPr>
-                <w:sz w:val="24"/>
-                <w:szCs w:val="24"/>
-              </w:rPr>
-              <w:br/>
-            </w:r>
-            <w:r>
-              <w:rPr>
-                <w:sz w:val="24"/>
-                <w:szCs w:val="24"/>
-              </w:rPr>
-              <w:lastRenderedPageBreak/>
-              <w:t>Open the final Scratch project and test the start sequence. Prepare to explain code organization and programming concepts.</w:t>
-            </w:r>
-            <w:r>
-              <w:rPr>
-                <w:sz w:val="24"/>
-                <w:szCs w:val="24"/>
-              </w:rPr>
-              <w:br/>
-            </w:r>
-            <w:r>
-              <w:rPr>
-                <w:sz w:val="24"/>
-                <w:szCs w:val="24"/>
-              </w:rPr>
-              <w:br/>
-            </w:r>
-            <w:r>
-              <w:rPr>
+                <w:sz w:val="24"/>
+              </w:rPr>
+              <w:t xml:space="preserve">While activities: </w:t>
+            </w:r>
+            <w:r>
+              <w:rPr>
+                <w:rFonts w:ascii="Arial" w:hAnsi="Arial" w:eastAsia="Arial" w:cs="Arial"/>
+                <w:b w:val="0"/>
+                <w:sz w:val="24"/>
+                <w:highlight w:val="yellow"/>
+              </w:rPr>
+              <w:t>Complete Exam Project Presentation: Demonstrate the four D/F/J/K lanes, moving targets, hit/miss feedback, score, time, tempo, music, and end condition; explain the target generator, key/collision logic, variable changes, one bug and fix, and one possible improvement; then submit the project, code map, test log, and reflection.</w:t>
+            </w:r>
+          </w:p>
+          <w:p>
+            <w:pPr>
+              <w:spacing w:before="0" w:after="0" w:line="240" w:lineRule="auto"/>
+            </w:pPr>
+            <w:r>
+              <w:rPr>
+                <w:rFonts w:ascii="Arial" w:hAnsi="Arial" w:eastAsia="Arial" w:cs="Arial"/>
                 <w:b/>
-                <w:bCs/>
-                <w:sz w:val="24"/>
-                <w:szCs w:val="24"/>
-              </w:rPr>
-              <w:t>While activities</w:t>
-            </w:r>
-            <w:r>
-              <w:rPr>
-                <w:sz w:val="24"/>
-                <w:szCs w:val="24"/>
-              </w:rPr>
-              <w:br/>
-              <w:t>Complete Exam Project Presentation: Demonstrate the Scratch Dance Game, explain subroutines, input, conditionals, loops, variables, and one real-world application, then submit the reflection.</w:t>
-            </w:r>
-            <w:r>
-              <w:rPr>
-                <w:sz w:val="24"/>
-                <w:szCs w:val="24"/>
-              </w:rPr>
-              <w:br/>
-            </w:r>
-            <w:r>
-              <w:rPr>
-                <w:sz w:val="24"/>
-                <w:szCs w:val="24"/>
-              </w:rPr>
-              <w:br/>
-            </w:r>
-            <w:r>
-              <w:rPr>
-                <w:b/>
-                <w:bCs/>
-                <w:sz w:val="24"/>
-                <w:szCs w:val="24"/>
-              </w:rPr>
-              <w:t>Post activities</w:t>
-            </w:r>
-            <w:r>
-              <w:rPr>
-                <w:sz w:val="24"/>
-                <w:szCs w:val="24"/>
-              </w:rPr>
-              <w:br/>
-              <w:t>Listen to classmates respectfully. Complete a short reflection about programming growth and problem solving.</w:t>
+                <w:sz w:val="24"/>
+              </w:rPr>
+              <w:t xml:space="preserve">Post-activities: </w:t>
+            </w:r>
+            <w:r>
+              <w:rPr>
+                <w:rFonts w:ascii="Arial" w:hAnsi="Arial" w:eastAsia="Arial" w:cs="Arial"/>
+                <w:b w:val="0"/>
+                <w:sz w:val="24"/>
+              </w:rPr>
+              <w:t>Listen to classmates respectfully and complete the final programming reflection.</w:t>
             </w:r>
           </w:p>
         </w:tc>
